--- a/docs/Пояснительная_записка_Гавриков.docx
+++ b/docs/Пояснительная_записка_Гавриков.docx
@@ -2716,13 +2716,11 @@
         <w:jc w:val="center"/>
       </w:pPr>
       <w:r>
-        <w:rPr>
-          <w:noProof/>
-        </w:rPr>
+        <w:lastRenderedPageBreak/>
         <w:drawing>
-          <wp:inline distT="0" distB="0" distL="0" distR="0" wp14:anchorId="4D957295" wp14:editId="7F09705D">
-            <wp:extent cx="3530379" cy="2109470"/>
-            <wp:effectExtent l="0" t="0" r="0" b="5080"/>
+          <wp:inline distT="0" distB="0" distL="0" distR="0" wp14:anchorId="61DDBFE7" wp14:editId="697BBBA1">
+            <wp:extent cx="2729230" cy="2493629"/>
+            <wp:effectExtent l="0" t="0" r="0" b="2540"/>
             <wp:docPr id="1" name="Рисунок 1"/>
             <wp:cNvGraphicFramePr>
               <a:graphicFrameLocks xmlns:a="http://schemas.openxmlformats.org/drawingml/2006/main" noChangeAspect="1"/>
@@ -2743,7 +2741,7 @@
                   <pic:spPr>
                     <a:xfrm>
                       <a:off x="0" y="0"/>
-                      <a:ext cx="3549505" cy="2120898"/>
+                      <a:ext cx="2739985" cy="2503455"/>
                     </a:xfrm>
                     <a:prstGeom prst="rect">
                       <a:avLst/>
@@ -2780,25 +2778,22 @@
         <w:jc w:val="both"/>
       </w:pPr>
       <w:r>
+        <w:t>На рисунке 3.2 представлена диаграмма деятельности приложения «Электронная библиотека». Пользователь выполняет вход в систему или регистрируется. После успешного входа пользователь получает доступ к главному экрану с каталогом книг. Пользователь может выполнить поиск книг, выбрать книгу и просмотреть подробную информацию, открыть книгу для чтения – система автоматически сохраняет запись в историю чтения и начисляет баллы.</w:t>
+      </w:r>
+    </w:p>
+    <w:p>
+      <w:pPr>
+        <w:spacing w:line="360" w:lineRule="auto"/>
+        <w:ind w:firstLine="709"/>
+        <w:jc w:val="center"/>
+      </w:pPr>
+      <w:r>
         <w:lastRenderedPageBreak/>
-        <w:t>На рисунке 3.2 представлена диаграмма деятельности приложения «Электронная библиотека». Пользователь выполняет вход в систему или регистрируется. После успешного входа пользователь получает доступ к главному экрану с каталогом книг. Пользователь может выполнить поиск книг, выбрать книгу и просмотреть подробную информацию, открыть книгу для чтения – система автоматически сохраняет запись в историю чтения и начисляет баллы.</w:t>
-      </w:r>
-    </w:p>
-    <w:p>
-      <w:pPr>
-        <w:spacing w:line="360" w:lineRule="auto"/>
-        <w:ind w:firstLine="709"/>
-        <w:jc w:val="center"/>
-      </w:pPr>
-      <w:r>
-        <w:rPr>
-          <w:noProof/>
-        </w:rPr>
         <w:drawing>
-          <wp:inline distT="0" distB="0" distL="0" distR="0" wp14:anchorId="4F12DBA9" wp14:editId="57DE8425">
-            <wp:extent cx="3212327" cy="4003368"/>
-            <wp:effectExtent l="0" t="0" r="7620" b="0"/>
-            <wp:docPr id="2" name="Рисунок 2"/>
+          <wp:inline distT="0" distB="0" distL="0" distR="0" wp14:anchorId="394C93BB" wp14:editId="49CC2E7F">
+            <wp:extent cx="3191320" cy="6801799"/>
+            <wp:effectExtent l="0" t="0" r="9525" b="0"/>
+            <wp:docPr id="34" name="Рисунок 34"/>
             <wp:cNvGraphicFramePr>
               <a:graphicFrameLocks xmlns:a="http://schemas.openxmlformats.org/drawingml/2006/main" noChangeAspect="1"/>
             </wp:cNvGraphicFramePr>
@@ -2818,7 +2813,7 @@
                   <pic:spPr>
                     <a:xfrm>
                       <a:off x="0" y="0"/>
-                      <a:ext cx="3223795" cy="4017660"/>
+                      <a:ext cx="3191320" cy="6801799"/>
                     </a:xfrm>
                     <a:prstGeom prst="rect">
                       <a:avLst/>
@@ -2834,8 +2829,15 @@
     <w:p>
       <w:pPr>
         <w:spacing w:line="360" w:lineRule="auto"/>
+        <w:ind w:firstLine="709"/>
         <w:jc w:val="center"/>
       </w:pPr>
+    </w:p>
+    <w:p>
+      <w:pPr>
+        <w:spacing w:line="360" w:lineRule="auto"/>
+        <w:jc w:val="center"/>
+      </w:pPr>
       <w:r>
         <w:t>Рисунок 3.2 – Диаграмма деятельности</w:t>
       </w:r>
@@ -2896,6 +2898,50 @@
       <w:proofErr w:type="spellEnd"/>
       <w:r>
         <w:t xml:space="preserve"> (История чтения).</w:t>
+      </w:r>
+    </w:p>
+    <w:p>
+      <w:pPr>
+        <w:spacing w:line="360" w:lineRule="auto"/>
+        <w:ind w:firstLine="709"/>
+        <w:jc w:val="center"/>
+      </w:pPr>
+      <w:r>
+        <w:drawing>
+          <wp:inline distT="0" distB="0" distL="0" distR="0" wp14:anchorId="36DB1406" wp14:editId="6AEFE64D">
+            <wp:extent cx="4510405" cy="3993286"/>
+            <wp:effectExtent l="0" t="0" r="4445" b="7620"/>
+            <wp:docPr id="52" name="Рисунок 52"/>
+            <wp:cNvGraphicFramePr>
+              <a:graphicFrameLocks xmlns:a="http://schemas.openxmlformats.org/drawingml/2006/main" noChangeAspect="1"/>
+            </wp:cNvGraphicFramePr>
+            <a:graphic xmlns:a="http://schemas.openxmlformats.org/drawingml/2006/main">
+              <a:graphicData uri="http://schemas.openxmlformats.org/drawingml/2006/picture">
+                <pic:pic xmlns:pic="http://schemas.openxmlformats.org/drawingml/2006/picture">
+                  <pic:nvPicPr>
+                    <pic:cNvPr id="1" name=""/>
+                    <pic:cNvPicPr/>
+                  </pic:nvPicPr>
+                  <pic:blipFill>
+                    <a:blip r:embed="rId9"/>
+                    <a:stretch>
+                      <a:fillRect/>
+                    </a:stretch>
+                  </pic:blipFill>
+                  <pic:spPr>
+                    <a:xfrm>
+                      <a:off x="0" y="0"/>
+                      <a:ext cx="4515854" cy="3998110"/>
+                    </a:xfrm>
+                    <a:prstGeom prst="rect">
+                      <a:avLst/>
+                    </a:prstGeom>
+                  </pic:spPr>
+                </pic:pic>
+              </a:graphicData>
+            </a:graphic>
+          </wp:inline>
+        </w:drawing>
       </w:r>
     </w:p>
     <w:p>
@@ -2984,7 +3030,7 @@
                     <pic:cNvPicPr/>
                   </pic:nvPicPr>
                   <pic:blipFill>
-                    <a:blip r:embed="rId9"/>
+                    <a:blip r:embed="rId10"/>
                     <a:stretch>
                       <a:fillRect/>
                     </a:stretch>
@@ -3041,7 +3087,7 @@
                     <pic:cNvPicPr/>
                   </pic:nvPicPr>
                   <pic:blipFill>
-                    <a:blip r:embed="rId10"/>
+                    <a:blip r:embed="rId11"/>
                     <a:stretch>
                       <a:fillRect/>
                     </a:stretch>
@@ -3116,518 +3162,15 @@
     <w:p>
       <w:pPr>
         <w:spacing w:line="360" w:lineRule="auto"/>
+        <w:ind w:firstLine="709"/>
         <w:jc w:val="center"/>
       </w:pPr>
       <w:r>
-        <w:t>Рисунок 4.1 – Инфологическая модель базы данных</w:t>
-      </w:r>
-    </w:p>
-    <w:p>
-      <w:pPr>
-        <w:spacing w:line="360" w:lineRule="auto"/>
-        <w:ind w:firstLine="709"/>
-        <w:jc w:val="both"/>
-      </w:pPr>
-      <w:r>
-        <w:t>ER-модель (</w:t>
-      </w:r>
-      <w:proofErr w:type="spellStart"/>
-      <w:r>
-        <w:t>Entity-Relationship</w:t>
-      </w:r>
-      <w:proofErr w:type="spellEnd"/>
-      <w:r>
-        <w:t>) базы данных представляет собой графическое отображение сущностей, их атрибутов и связей между ними. На рисунке 4.2 представлена ER-модель базы данных приложения «Электронная библиотека».</w:t>
-      </w:r>
-    </w:p>
-    <w:p>
-      <w:pPr>
-        <w:spacing w:line="360" w:lineRule="auto"/>
-        <w:jc w:val="center"/>
-      </w:pPr>
-      <w:r>
-        <w:t>Рисунок 4.2 – ER-модель базы данных</w:t>
-      </w:r>
-    </w:p>
-    <w:p>
-      <w:pPr>
-        <w:spacing w:line="360" w:lineRule="auto"/>
-        <w:ind w:firstLine="709"/>
-        <w:jc w:val="both"/>
-      </w:pPr>
-      <w:r>
-        <w:t>Всего база данных содержит следующие основные таблицы.</w:t>
-      </w:r>
-    </w:p>
-    <w:p>
-      <w:pPr>
-        <w:spacing w:line="360" w:lineRule="auto"/>
-        <w:ind w:firstLine="709"/>
-        <w:jc w:val="both"/>
-      </w:pPr>
-      <w:r>
-        <w:t>Таблица «</w:t>
-      </w:r>
-      <w:proofErr w:type="spellStart"/>
-      <w:r>
-        <w:t>users</w:t>
-      </w:r>
-      <w:proofErr w:type="spellEnd"/>
-      <w:r>
-        <w:t xml:space="preserve">» предназначена для хранения информации о пользователях системы: </w:t>
-      </w:r>
-      <w:proofErr w:type="spellStart"/>
-      <w:r>
-        <w:t>id_user</w:t>
-      </w:r>
-      <w:proofErr w:type="spellEnd"/>
-      <w:r>
-        <w:t xml:space="preserve">, </w:t>
-      </w:r>
-      <w:proofErr w:type="spellStart"/>
-      <w:r>
-        <w:t>surname</w:t>
-      </w:r>
-      <w:proofErr w:type="spellEnd"/>
-      <w:r>
-        <w:t xml:space="preserve"> (фамилия), </w:t>
-      </w:r>
-      <w:proofErr w:type="spellStart"/>
-      <w:r>
-        <w:t>name</w:t>
-      </w:r>
-      <w:proofErr w:type="spellEnd"/>
-      <w:r>
-        <w:t xml:space="preserve"> (имя), </w:t>
-      </w:r>
-      <w:proofErr w:type="spellStart"/>
-      <w:r>
-        <w:t>patronymic</w:t>
-      </w:r>
-      <w:proofErr w:type="spellEnd"/>
-      <w:r>
-        <w:t xml:space="preserve"> (отчество), </w:t>
-      </w:r>
-      <w:proofErr w:type="spellStart"/>
-      <w:r>
-        <w:t>phone</w:t>
-      </w:r>
-      <w:proofErr w:type="spellEnd"/>
-      <w:r>
-        <w:t xml:space="preserve"> (номер телефона), </w:t>
-      </w:r>
-      <w:proofErr w:type="spellStart"/>
-      <w:r>
-        <w:t>email</w:t>
-      </w:r>
-      <w:proofErr w:type="spellEnd"/>
-      <w:r>
-        <w:t xml:space="preserve">, </w:t>
-      </w:r>
-      <w:proofErr w:type="spellStart"/>
-      <w:r>
-        <w:t>login</w:t>
-      </w:r>
-      <w:proofErr w:type="spellEnd"/>
-      <w:r>
-        <w:t xml:space="preserve"> (логин), </w:t>
-      </w:r>
-      <w:proofErr w:type="spellStart"/>
-      <w:r>
-        <w:t>password</w:t>
-      </w:r>
-      <w:proofErr w:type="spellEnd"/>
-      <w:r>
-        <w:t xml:space="preserve"> (пароль), </w:t>
-      </w:r>
-      <w:proofErr w:type="spellStart"/>
-      <w:r>
-        <w:t>role</w:t>
-      </w:r>
-      <w:proofErr w:type="spellEnd"/>
-      <w:r>
-        <w:t xml:space="preserve"> (роль пользователя).</w:t>
-      </w:r>
-    </w:p>
-    <w:p>
-      <w:pPr>
-        <w:spacing w:line="360" w:lineRule="auto"/>
-        <w:ind w:firstLine="709"/>
-        <w:jc w:val="both"/>
-      </w:pPr>
-      <w:r>
-        <w:t>Таблица «</w:t>
-      </w:r>
-      <w:proofErr w:type="spellStart"/>
-      <w:r>
-        <w:t>books</w:t>
-      </w:r>
-      <w:proofErr w:type="spellEnd"/>
-      <w:r>
-        <w:t xml:space="preserve">» содержит информацию о книгах: </w:t>
-      </w:r>
-      <w:proofErr w:type="spellStart"/>
-      <w:r>
-        <w:t>id_book</w:t>
-      </w:r>
-      <w:proofErr w:type="spellEnd"/>
-      <w:r>
-        <w:t xml:space="preserve">, </w:t>
-      </w:r>
-      <w:proofErr w:type="spellStart"/>
-      <w:r>
-        <w:t>title</w:t>
-      </w:r>
-      <w:proofErr w:type="spellEnd"/>
-      <w:r>
-        <w:t xml:space="preserve"> (название), </w:t>
-      </w:r>
-      <w:proofErr w:type="spellStart"/>
-      <w:r>
-        <w:t>author</w:t>
-      </w:r>
-      <w:proofErr w:type="spellEnd"/>
-      <w:r>
-        <w:t xml:space="preserve"> (автор), </w:t>
-      </w:r>
-      <w:proofErr w:type="spellStart"/>
-      <w:r>
-        <w:t>genre</w:t>
-      </w:r>
-      <w:proofErr w:type="spellEnd"/>
-      <w:r>
-        <w:t xml:space="preserve"> (жанр), </w:t>
-      </w:r>
-      <w:proofErr w:type="spellStart"/>
-      <w:r>
-        <w:t>publish_year</w:t>
-      </w:r>
-      <w:proofErr w:type="spellEnd"/>
-      <w:r>
-        <w:t xml:space="preserve"> (год издания), </w:t>
-      </w:r>
-      <w:proofErr w:type="spellStart"/>
-      <w:r>
-        <w:t>description</w:t>
-      </w:r>
-      <w:proofErr w:type="spellEnd"/>
-      <w:r>
-        <w:t xml:space="preserve"> (описание), </w:t>
-      </w:r>
-      <w:proofErr w:type="spellStart"/>
-      <w:r>
-        <w:t>file_path</w:t>
-      </w:r>
-      <w:proofErr w:type="spellEnd"/>
-      <w:r>
-        <w:t xml:space="preserve"> (путь к электронной версии).</w:t>
-      </w:r>
-    </w:p>
-    <w:p>
-      <w:pPr>
-        <w:spacing w:line="360" w:lineRule="auto"/>
-        <w:ind w:firstLine="709"/>
-        <w:jc w:val="both"/>
-      </w:pPr>
-      <w:r>
-        <w:t>Таблица «</w:t>
-      </w:r>
-      <w:proofErr w:type="spellStart"/>
-      <w:r>
-        <w:t>favorites</w:t>
-      </w:r>
-      <w:proofErr w:type="spellEnd"/>
-      <w:r>
-        <w:t xml:space="preserve">» предназначена для хранения избранных книг: </w:t>
-      </w:r>
-      <w:proofErr w:type="spellStart"/>
-      <w:r>
-        <w:t>id_favorite</w:t>
-      </w:r>
-      <w:proofErr w:type="spellEnd"/>
-      <w:r>
-        <w:t xml:space="preserve">, </w:t>
-      </w:r>
-      <w:proofErr w:type="spellStart"/>
-      <w:r>
-        <w:t>id_user</w:t>
-      </w:r>
-      <w:proofErr w:type="spellEnd"/>
-      <w:r>
-        <w:t xml:space="preserve">, </w:t>
-      </w:r>
-      <w:proofErr w:type="spellStart"/>
-      <w:r>
-        <w:t>id_book</w:t>
-      </w:r>
-      <w:proofErr w:type="spellEnd"/>
-      <w:r>
-        <w:t xml:space="preserve">, </w:t>
-      </w:r>
-      <w:proofErr w:type="spellStart"/>
-      <w:r>
-        <w:t>added_date</w:t>
-      </w:r>
-      <w:proofErr w:type="spellEnd"/>
-      <w:r>
-        <w:t xml:space="preserve"> (дата добавления).</w:t>
-      </w:r>
-    </w:p>
-    <w:p>
-      <w:pPr>
-        <w:spacing w:line="360" w:lineRule="auto"/>
-        <w:ind w:firstLine="709"/>
-        <w:jc w:val="both"/>
-      </w:pPr>
-      <w:r>
-        <w:lastRenderedPageBreak/>
-        <w:t>Таблица «</w:t>
-      </w:r>
-      <w:proofErr w:type="spellStart"/>
-      <w:r>
-        <w:t>reader_rating</w:t>
-      </w:r>
-      <w:proofErr w:type="spellEnd"/>
-      <w:r>
-        <w:t xml:space="preserve">» предназначена для хранения рейтинга активности пользователей: </w:t>
-      </w:r>
-      <w:proofErr w:type="spellStart"/>
-      <w:r>
-        <w:t>id_rating</w:t>
-      </w:r>
-      <w:proofErr w:type="spellEnd"/>
-      <w:r>
-        <w:t xml:space="preserve">, </w:t>
-      </w:r>
-      <w:proofErr w:type="spellStart"/>
-      <w:r>
-        <w:t>id_user</w:t>
-      </w:r>
-      <w:proofErr w:type="spellEnd"/>
-      <w:r>
-        <w:t xml:space="preserve">, </w:t>
-      </w:r>
-      <w:proofErr w:type="spellStart"/>
-      <w:r>
-        <w:t>total_points</w:t>
-      </w:r>
-      <w:proofErr w:type="spellEnd"/>
-      <w:r>
-        <w:t xml:space="preserve"> (количество баллов), </w:t>
-      </w:r>
-      <w:proofErr w:type="spellStart"/>
-      <w:r>
-        <w:t>rating_place</w:t>
-      </w:r>
-      <w:proofErr w:type="spellEnd"/>
-      <w:r>
-        <w:t xml:space="preserve"> (место в рейтинге).</w:t>
-      </w:r>
-    </w:p>
-    <w:p>
-      <w:pPr>
-        <w:spacing w:line="360" w:lineRule="auto"/>
-        <w:ind w:firstLine="709"/>
-        <w:jc w:val="both"/>
-      </w:pPr>
-      <w:r>
-        <w:t>Таблица «</w:t>
-      </w:r>
-      <w:proofErr w:type="spellStart"/>
-      <w:r>
-        <w:t>history</w:t>
-      </w:r>
-      <w:proofErr w:type="spellEnd"/>
-      <w:r>
-        <w:t xml:space="preserve">» предназначена для хранения истории чтения: </w:t>
-      </w:r>
-      <w:proofErr w:type="spellStart"/>
-      <w:r>
-        <w:t>id</w:t>
-      </w:r>
-      <w:proofErr w:type="spellEnd"/>
-      <w:r>
-        <w:t xml:space="preserve">, </w:t>
-      </w:r>
-      <w:proofErr w:type="spellStart"/>
-      <w:r>
-        <w:t>id_user</w:t>
-      </w:r>
-      <w:proofErr w:type="spellEnd"/>
-      <w:r>
-        <w:t xml:space="preserve">, </w:t>
-      </w:r>
-      <w:proofErr w:type="spellStart"/>
-      <w:r>
-        <w:t>book_id</w:t>
-      </w:r>
-      <w:proofErr w:type="spellEnd"/>
-      <w:r>
-        <w:t>.</w:t>
-      </w:r>
-    </w:p>
-    <w:p>
-      <w:pPr>
-        <w:spacing w:line="360" w:lineRule="auto"/>
-        <w:ind w:firstLine="709"/>
-        <w:jc w:val="both"/>
-      </w:pPr>
-      <w:r>
-        <w:t>База данных приведена к третьей нормальной форме (3НФ). Обеспечена атомарность данных (1НФ), устранены частичные зависимости (2НФ), устранены транзитивные зависимости (3НФ).</w:t>
-      </w:r>
-    </w:p>
-    <w:p>
-      <w:pPr>
-        <w:spacing w:line="360" w:lineRule="auto"/>
-        <w:ind w:firstLine="709"/>
-        <w:jc w:val="both"/>
-      </w:pPr>
-      <w:r>
-        <w:t>Связи</w:t>
-      </w:r>
-      <w:r>
-        <w:rPr>
-          <w:lang w:val="en-US"/>
-        </w:rPr>
-        <w:t xml:space="preserve"> </w:t>
-      </w:r>
-      <w:r>
-        <w:t>между</w:t>
-      </w:r>
-      <w:r>
-        <w:rPr>
-          <w:lang w:val="en-US"/>
-        </w:rPr>
-        <w:t xml:space="preserve"> </w:t>
-      </w:r>
-      <w:r>
-        <w:t>таблицами</w:t>
-      </w:r>
-      <w:r>
-        <w:rPr>
-          <w:lang w:val="en-US"/>
-        </w:rPr>
-        <w:t>: users — favorites (</w:t>
-      </w:r>
-      <w:proofErr w:type="gramStart"/>
-      <w:r>
-        <w:rPr>
-          <w:lang w:val="en-US"/>
-        </w:rPr>
-        <w:t>1:N</w:t>
-      </w:r>
-      <w:proofErr w:type="gramEnd"/>
-      <w:r>
-        <w:rPr>
-          <w:lang w:val="en-US"/>
-        </w:rPr>
-        <w:t xml:space="preserve">); users — history (1:N); books — favorites (1:N); books — history (1:N). </w:t>
-      </w:r>
-      <w:r>
-        <w:t xml:space="preserve">При удалении пользователя записи в избранном удаляются </w:t>
-      </w:r>
-      <w:proofErr w:type="spellStart"/>
-      <w:r>
-        <w:t>каскадно</w:t>
-      </w:r>
-      <w:proofErr w:type="spellEnd"/>
-      <w:r>
-        <w:t xml:space="preserve"> (ON DELETE CASCADE).</w:t>
-      </w:r>
-    </w:p>
-    <w:p>
-      <w:pPr>
-        <w:pStyle w:val="1"/>
-        <w:pageBreakBefore/>
-        <w:ind w:firstLine="709"/>
-      </w:pPr>
-      <w:bookmarkStart w:id="11" w:name="_Toc232727642"/>
-      <w:r>
-        <w:lastRenderedPageBreak/>
-        <w:t>5 Разработка настольного приложения</w:t>
-      </w:r>
-      <w:bookmarkEnd w:id="11"/>
-    </w:p>
-    <w:p>
-      <w:pPr>
-        <w:pStyle w:val="2"/>
-        <w:ind w:firstLine="709"/>
-      </w:pPr>
-      <w:bookmarkStart w:id="12" w:name="_Toc232727643"/>
-      <w:r>
-        <w:t>5.1 Разработка кода клиентской части программного продукта</w:t>
-      </w:r>
-      <w:bookmarkEnd w:id="12"/>
-    </w:p>
-    <w:p>
-      <w:pPr>
-        <w:spacing w:line="360" w:lineRule="auto"/>
-        <w:ind w:firstLine="709"/>
-        <w:jc w:val="both"/>
-      </w:pPr>
-      <w:r>
-        <w:t xml:space="preserve">Клиентская часть программного продукта представляет собой пользовательский интерфейс электронной библиотеки, разработанный с использованием фреймворка </w:t>
-      </w:r>
-      <w:proofErr w:type="spellStart"/>
-      <w:r>
-        <w:t>Flutter</w:t>
-      </w:r>
-      <w:proofErr w:type="spellEnd"/>
-      <w:r>
-        <w:t xml:space="preserve"> и языка программирования </w:t>
-      </w:r>
-      <w:proofErr w:type="spellStart"/>
-      <w:r>
-        <w:t>Dart</w:t>
-      </w:r>
-      <w:proofErr w:type="spellEnd"/>
-      <w:r>
-        <w:t>.</w:t>
-      </w:r>
-    </w:p>
-    <w:p>
-      <w:pPr>
-        <w:spacing w:line="360" w:lineRule="auto"/>
-        <w:ind w:firstLine="709"/>
-        <w:jc w:val="both"/>
-      </w:pPr>
-      <w:r>
-        <w:t xml:space="preserve">Клиентская часть отвечает за отображение информации пользователю, обработку действий пользователя и взаимодействие с серверной частью приложения посредством HTTP-запросов. Для разработки интерфейса использовались встроенные виджеты </w:t>
-      </w:r>
-      <w:proofErr w:type="spellStart"/>
-      <w:r>
-        <w:t>Flutter</w:t>
-      </w:r>
-      <w:proofErr w:type="spellEnd"/>
-      <w:r>
-        <w:t>, что позволило создать современный и удобный пользовательский интерфейс.</w:t>
-      </w:r>
-    </w:p>
-    <w:p>
-      <w:pPr>
-        <w:spacing w:line="360" w:lineRule="auto"/>
-        <w:ind w:firstLine="709"/>
-        <w:jc w:val="both"/>
-      </w:pPr>
-      <w:r>
-        <w:t>На рисунке 5.1 представлен код вывода «шапки» на главной странице.</w:t>
-      </w:r>
-    </w:p>
-    <w:p>
-      <w:pPr>
-        <w:spacing w:line="360" w:lineRule="auto"/>
-        <w:ind w:firstLine="709"/>
-        <w:jc w:val="center"/>
-      </w:pPr>
-      <w:r>
-        <w:rPr>
-          <w:noProof/>
-        </w:rPr>
         <w:drawing>
-          <wp:inline distT="0" distB="0" distL="0" distR="0" wp14:anchorId="36277884" wp14:editId="3C39140B">
-            <wp:extent cx="4985468" cy="3061093"/>
-            <wp:effectExtent l="0" t="0" r="5715" b="6350"/>
-            <wp:docPr id="3" name="Рисунок 3"/>
+          <wp:inline distT="0" distB="0" distL="0" distR="0" wp14:anchorId="6EBF1AE0" wp14:editId="3476FBC9">
+            <wp:extent cx="4358005" cy="3347859"/>
+            <wp:effectExtent l="0" t="0" r="4445" b="5080"/>
+            <wp:docPr id="53" name="Рисунок 53"/>
             <wp:cNvGraphicFramePr>
               <a:graphicFrameLocks xmlns:a="http://schemas.openxmlformats.org/drawingml/2006/main" noChangeAspect="1"/>
             </wp:cNvGraphicFramePr>
@@ -3635,13 +3178,11 @@
               <a:graphicData uri="http://schemas.openxmlformats.org/drawingml/2006/picture">
                 <pic:pic xmlns:pic="http://schemas.openxmlformats.org/drawingml/2006/picture">
                   <pic:nvPicPr>
-                    <pic:cNvPr id="10" name="Рисунок 10"/>
-                    <pic:cNvPicPr>
-                      <a:picLocks noChangeAspect="1"/>
-                    </pic:cNvPicPr>
+                    <pic:cNvPr id="1" name=""/>
+                    <pic:cNvPicPr/>
                   </pic:nvPicPr>
                   <pic:blipFill>
-                    <a:blip r:embed="rId11"/>
+                    <a:blip r:embed="rId12"/>
                     <a:stretch>
                       <a:fillRect/>
                     </a:stretch>
@@ -3649,7 +3190,7 @@
                   <pic:spPr>
                     <a:xfrm>
                       <a:off x="0" y="0"/>
-                      <a:ext cx="4995816" cy="3067447"/>
+                      <a:ext cx="4368439" cy="3355874"/>
                     </a:xfrm>
                     <a:prstGeom prst="rect">
                       <a:avLst/>
@@ -3668,25 +3209,25 @@
         <w:jc w:val="center"/>
       </w:pPr>
       <w:r>
-        <w:t>Рисунок 5.1 – Код авторизации пользователя</w:t>
-      </w:r>
-    </w:p>
-    <w:p>
-      <w:pPr>
-        <w:spacing w:line="360" w:lineRule="auto"/>
-        <w:ind w:firstLine="709"/>
-        <w:jc w:val="both"/>
-      </w:pPr>
-      <w:r>
-        <w:t xml:space="preserve">На рисунке 5.2 представлен код главной страницы приложения. Главная страница отображает список книг, полученных с сервера. Для вывода книг используется виджет </w:t>
+        <w:t>Рисунок 4.1 – Инфологическая модель базы данных</w:t>
+      </w:r>
+    </w:p>
+    <w:p>
+      <w:pPr>
+        <w:spacing w:line="360" w:lineRule="auto"/>
+        <w:ind w:firstLine="709"/>
+        <w:jc w:val="both"/>
+      </w:pPr>
+      <w:r>
+        <w:t>ER-модель (</w:t>
       </w:r>
       <w:proofErr w:type="spellStart"/>
       <w:r>
-        <w:t>ListView.builder</w:t>
+        <w:t>Entity-Relationship</w:t>
       </w:r>
       <w:proofErr w:type="spellEnd"/>
       <w:r>
-        <w:t>, который динамически формирует список элементов каталога.</w:t>
+        <w:t>) базы данных представляет собой графическое отображение сущностей, их атрибутов и связей между ними. На рисунке 4.2 представлена ER-модель базы данных приложения «Электронная библиотека».</w:t>
       </w:r>
     </w:p>
     <w:p>
@@ -3696,15 +3237,12 @@
         <w:jc w:val="center"/>
       </w:pPr>
       <w:r>
-        <w:rPr>
-          <w:noProof/>
-        </w:rPr>
         <w:lastRenderedPageBreak/>
         <w:drawing>
-          <wp:inline distT="0" distB="0" distL="0" distR="0" wp14:anchorId="723A2AC4" wp14:editId="4C47E77F">
-            <wp:extent cx="3498574" cy="2963740"/>
-            <wp:effectExtent l="0" t="0" r="6985" b="8255"/>
-            <wp:docPr id="11" name="Рисунок 11"/>
+          <wp:inline distT="0" distB="0" distL="0" distR="0" wp14:anchorId="2FB2BEBB" wp14:editId="47A947D0">
+            <wp:extent cx="3810000" cy="4625009"/>
+            <wp:effectExtent l="0" t="0" r="0" b="4445"/>
+            <wp:docPr id="57" name="Рисунок 57"/>
             <wp:cNvGraphicFramePr>
               <a:graphicFrameLocks xmlns:a="http://schemas.openxmlformats.org/drawingml/2006/main" noChangeAspect="1"/>
             </wp:cNvGraphicFramePr>
@@ -3712,13 +3250,11 @@
               <a:graphicData uri="http://schemas.openxmlformats.org/drawingml/2006/picture">
                 <pic:pic xmlns:pic="http://schemas.openxmlformats.org/drawingml/2006/picture">
                   <pic:nvPicPr>
-                    <pic:cNvPr id="11" name="Рисунок 11"/>
-                    <pic:cNvPicPr>
-                      <a:picLocks noChangeAspect="1"/>
-                    </pic:cNvPicPr>
+                    <pic:cNvPr id="1" name=""/>
+                    <pic:cNvPicPr/>
                   </pic:nvPicPr>
                   <pic:blipFill>
-                    <a:blip r:embed="rId12"/>
+                    <a:blip r:embed="rId13"/>
                     <a:stretch>
                       <a:fillRect/>
                     </a:stretch>
@@ -3726,7 +3262,7 @@
                   <pic:spPr>
                     <a:xfrm>
                       <a:off x="0" y="0"/>
-                      <a:ext cx="3519324" cy="2981318"/>
+                      <a:ext cx="3813989" cy="4629851"/>
                     </a:xfrm>
                     <a:prstGeom prst="rect">
                       <a:avLst/>
@@ -3745,30 +3281,471 @@
         <w:jc w:val="center"/>
       </w:pPr>
       <w:r>
-        <w:t>Рисунок 5.2 – Код главной страницы приложения</w:t>
-      </w:r>
-    </w:p>
-    <w:p>
-      <w:pPr>
-        <w:spacing w:line="360" w:lineRule="auto"/>
-        <w:ind w:firstLine="709"/>
-        <w:jc w:val="both"/>
-      </w:pPr>
-      <w:r>
-        <w:t xml:space="preserve">На рисунке 5.3 представлен код поиска книг. Поиск осуществляется по названию, автору и жанру книги. Для фильтрации используется метод </w:t>
+        <w:t>Рисунок 4.2 – ER-модель базы данных</w:t>
+      </w:r>
+    </w:p>
+    <w:p>
+      <w:pPr>
+        <w:spacing w:line="360" w:lineRule="auto"/>
+        <w:ind w:firstLine="709"/>
+        <w:jc w:val="both"/>
+      </w:pPr>
+      <w:r>
+        <w:t>Всего база данных содержит следующие основные таблицы.</w:t>
+      </w:r>
+    </w:p>
+    <w:p>
+      <w:pPr>
+        <w:spacing w:line="360" w:lineRule="auto"/>
+        <w:ind w:firstLine="709"/>
+        <w:jc w:val="both"/>
+      </w:pPr>
+      <w:r>
+        <w:t>Таблица «</w:t>
       </w:r>
       <w:proofErr w:type="spellStart"/>
+      <w:r>
+        <w:t>users</w:t>
+      </w:r>
+      <w:proofErr w:type="spellEnd"/>
+      <w:r>
+        <w:t xml:space="preserve">» предназначена для хранения информации о пользователях системы: </w:t>
+      </w:r>
+      <w:proofErr w:type="spellStart"/>
+      <w:r>
+        <w:t>id_user</w:t>
+      </w:r>
+      <w:proofErr w:type="spellEnd"/>
+      <w:r>
+        <w:t xml:space="preserve">, </w:t>
+      </w:r>
+      <w:proofErr w:type="spellStart"/>
+      <w:r>
+        <w:t>surname</w:t>
+      </w:r>
+      <w:proofErr w:type="spellEnd"/>
+      <w:r>
+        <w:t xml:space="preserve"> (фамилия), </w:t>
+      </w:r>
+      <w:proofErr w:type="spellStart"/>
+      <w:r>
+        <w:t>name</w:t>
+      </w:r>
+      <w:proofErr w:type="spellEnd"/>
+      <w:r>
+        <w:t xml:space="preserve"> (имя), </w:t>
+      </w:r>
+      <w:proofErr w:type="spellStart"/>
+      <w:r>
+        <w:t>patronymic</w:t>
+      </w:r>
+      <w:proofErr w:type="spellEnd"/>
+      <w:r>
+        <w:t xml:space="preserve"> (отчество), </w:t>
+      </w:r>
+      <w:proofErr w:type="spellStart"/>
+      <w:r>
+        <w:t>phone</w:t>
+      </w:r>
+      <w:proofErr w:type="spellEnd"/>
+      <w:r>
+        <w:t xml:space="preserve"> (номер телефона), </w:t>
+      </w:r>
+      <w:proofErr w:type="spellStart"/>
+      <w:r>
+        <w:t>email</w:t>
+      </w:r>
+      <w:proofErr w:type="spellEnd"/>
+      <w:r>
+        <w:t xml:space="preserve">, </w:t>
+      </w:r>
+      <w:proofErr w:type="spellStart"/>
+      <w:r>
+        <w:t>login</w:t>
+      </w:r>
+      <w:proofErr w:type="spellEnd"/>
+      <w:r>
+        <w:t xml:space="preserve"> (логин), </w:t>
+      </w:r>
+      <w:proofErr w:type="spellStart"/>
+      <w:r>
+        <w:t>password</w:t>
+      </w:r>
+      <w:proofErr w:type="spellEnd"/>
+      <w:r>
+        <w:t xml:space="preserve"> (пароль), </w:t>
+      </w:r>
+      <w:proofErr w:type="spellStart"/>
+      <w:r>
+        <w:t>role</w:t>
+      </w:r>
+      <w:proofErr w:type="spellEnd"/>
+      <w:r>
+        <w:t xml:space="preserve"> (роль пользователя).</w:t>
+      </w:r>
+    </w:p>
+    <w:p>
+      <w:pPr>
+        <w:spacing w:line="360" w:lineRule="auto"/>
+        <w:ind w:firstLine="709"/>
+        <w:jc w:val="both"/>
+      </w:pPr>
+      <w:r>
+        <w:t>Таблица «</w:t>
+      </w:r>
+      <w:proofErr w:type="spellStart"/>
+      <w:r>
+        <w:t>books</w:t>
+      </w:r>
+      <w:proofErr w:type="spellEnd"/>
+      <w:r>
+        <w:t xml:space="preserve">» содержит информацию о книгах: </w:t>
+      </w:r>
+      <w:proofErr w:type="spellStart"/>
+      <w:r>
+        <w:t>id_book</w:t>
+      </w:r>
+      <w:proofErr w:type="spellEnd"/>
+      <w:r>
+        <w:t xml:space="preserve">, </w:t>
+      </w:r>
+      <w:proofErr w:type="spellStart"/>
+      <w:r>
+        <w:t>title</w:t>
+      </w:r>
+      <w:proofErr w:type="spellEnd"/>
+      <w:r>
+        <w:t xml:space="preserve"> (название), </w:t>
+      </w:r>
+      <w:proofErr w:type="spellStart"/>
+      <w:r>
+        <w:t>author</w:t>
+      </w:r>
+      <w:proofErr w:type="spellEnd"/>
+      <w:r>
+        <w:t xml:space="preserve"> (автор), </w:t>
+      </w:r>
+      <w:proofErr w:type="spellStart"/>
+      <w:r>
+        <w:t>genre</w:t>
+      </w:r>
+      <w:proofErr w:type="spellEnd"/>
+      <w:r>
+        <w:t xml:space="preserve"> (жанр), </w:t>
+      </w:r>
+      <w:proofErr w:type="spellStart"/>
+      <w:r>
+        <w:t>publish_year</w:t>
+      </w:r>
+      <w:proofErr w:type="spellEnd"/>
+      <w:r>
+        <w:t xml:space="preserve"> (год издания), </w:t>
+      </w:r>
+      <w:proofErr w:type="spellStart"/>
+      <w:r>
+        <w:t>description</w:t>
+      </w:r>
+      <w:proofErr w:type="spellEnd"/>
+      <w:r>
+        <w:t xml:space="preserve"> (описание), </w:t>
+      </w:r>
+      <w:proofErr w:type="spellStart"/>
+      <w:r>
+        <w:t>file_path</w:t>
+      </w:r>
+      <w:proofErr w:type="spellEnd"/>
+      <w:r>
+        <w:t xml:space="preserve"> (путь к электронной версии).</w:t>
+      </w:r>
+    </w:p>
+    <w:p>
+      <w:pPr>
+        <w:spacing w:line="360" w:lineRule="auto"/>
+        <w:ind w:firstLine="709"/>
+        <w:jc w:val="both"/>
+      </w:pPr>
+      <w:r>
+        <w:t>Таблица «</w:t>
+      </w:r>
+      <w:proofErr w:type="spellStart"/>
+      <w:r>
+        <w:t>favorites</w:t>
+      </w:r>
+      <w:proofErr w:type="spellEnd"/>
+      <w:r>
+        <w:t xml:space="preserve">» предназначена для хранения избранных книг: </w:t>
+      </w:r>
+      <w:proofErr w:type="spellStart"/>
+      <w:r>
+        <w:t>id_favorite</w:t>
+      </w:r>
+      <w:proofErr w:type="spellEnd"/>
+      <w:r>
+        <w:t xml:space="preserve">, </w:t>
+      </w:r>
+      <w:proofErr w:type="spellStart"/>
+      <w:r>
+        <w:t>id_user</w:t>
+      </w:r>
+      <w:proofErr w:type="spellEnd"/>
+      <w:r>
+        <w:t xml:space="preserve">, </w:t>
+      </w:r>
+      <w:proofErr w:type="spellStart"/>
+      <w:r>
+        <w:t>id_book</w:t>
+      </w:r>
+      <w:proofErr w:type="spellEnd"/>
+      <w:r>
+        <w:t xml:space="preserve">, </w:t>
+      </w:r>
+      <w:proofErr w:type="spellStart"/>
+      <w:r>
+        <w:t>added_date</w:t>
+      </w:r>
+      <w:proofErr w:type="spellEnd"/>
+      <w:r>
+        <w:t xml:space="preserve"> (дата добавления).</w:t>
+      </w:r>
+    </w:p>
+    <w:p>
+      <w:pPr>
+        <w:spacing w:line="360" w:lineRule="auto"/>
+        <w:ind w:firstLine="709"/>
+        <w:jc w:val="both"/>
+      </w:pPr>
+      <w:r>
+        <w:t>Таблица «</w:t>
+      </w:r>
+      <w:proofErr w:type="spellStart"/>
+      <w:r>
+        <w:t>reader_rating</w:t>
+      </w:r>
+      <w:proofErr w:type="spellEnd"/>
+      <w:r>
+        <w:t xml:space="preserve">» предназначена для хранения рейтинга активности пользователей: </w:t>
+      </w:r>
+      <w:proofErr w:type="spellStart"/>
+      <w:r>
+        <w:t>id_rating</w:t>
+      </w:r>
+      <w:proofErr w:type="spellEnd"/>
+      <w:r>
+        <w:t xml:space="preserve">, </w:t>
+      </w:r>
+      <w:proofErr w:type="spellStart"/>
+      <w:r>
+        <w:t>id_user</w:t>
+      </w:r>
+      <w:proofErr w:type="spellEnd"/>
+      <w:r>
+        <w:t xml:space="preserve">, </w:t>
+      </w:r>
+      <w:proofErr w:type="spellStart"/>
+      <w:r>
+        <w:t>total_points</w:t>
+      </w:r>
+      <w:proofErr w:type="spellEnd"/>
+      <w:r>
+        <w:t xml:space="preserve"> (количество баллов), </w:t>
+      </w:r>
+      <w:proofErr w:type="spellStart"/>
+      <w:r>
+        <w:t>rating_place</w:t>
+      </w:r>
+      <w:proofErr w:type="spellEnd"/>
+      <w:r>
+        <w:t xml:space="preserve"> (место в рейтинге).</w:t>
+      </w:r>
+    </w:p>
+    <w:p>
+      <w:pPr>
+        <w:spacing w:line="360" w:lineRule="auto"/>
+        <w:ind w:firstLine="709"/>
+        <w:jc w:val="both"/>
+      </w:pPr>
+      <w:r>
+        <w:lastRenderedPageBreak/>
+        <w:t>Таблица «</w:t>
+      </w:r>
+      <w:proofErr w:type="spellStart"/>
+      <w:r>
+        <w:t>history</w:t>
+      </w:r>
+      <w:proofErr w:type="spellEnd"/>
+      <w:r>
+        <w:t xml:space="preserve">» предназначена для хранения истории чтения: </w:t>
+      </w:r>
+      <w:proofErr w:type="spellStart"/>
+      <w:r>
+        <w:t>id</w:t>
+      </w:r>
+      <w:proofErr w:type="spellEnd"/>
+      <w:r>
+        <w:t xml:space="preserve">, </w:t>
+      </w:r>
+      <w:proofErr w:type="spellStart"/>
+      <w:r>
+        <w:t>id_user</w:t>
+      </w:r>
+      <w:proofErr w:type="spellEnd"/>
+      <w:r>
+        <w:t xml:space="preserve">, </w:t>
+      </w:r>
+      <w:proofErr w:type="spellStart"/>
+      <w:r>
+        <w:t>book_id</w:t>
+      </w:r>
+      <w:proofErr w:type="spellEnd"/>
+      <w:r>
+        <w:t>.</w:t>
+      </w:r>
+    </w:p>
+    <w:p>
+      <w:pPr>
+        <w:spacing w:line="360" w:lineRule="auto"/>
+        <w:ind w:firstLine="709"/>
+        <w:jc w:val="both"/>
+      </w:pPr>
+      <w:r>
+        <w:t>База данных приведена к третьей нормальной форме (3НФ). Обеспечена атомарность данных (1НФ), устранены частичные зависимости (2НФ), устранены транзитивные зависимости (3НФ).</w:t>
+      </w:r>
+    </w:p>
+    <w:p>
+      <w:pPr>
+        <w:spacing w:line="360" w:lineRule="auto"/>
+        <w:ind w:firstLine="709"/>
+        <w:jc w:val="both"/>
+      </w:pPr>
+      <w:r>
+        <w:t>Связи</w:t>
+      </w:r>
+      <w:r>
+        <w:rPr>
+          <w:lang w:val="en-US"/>
+        </w:rPr>
+        <w:t xml:space="preserve"> </w:t>
+      </w:r>
+      <w:r>
+        <w:t>между</w:t>
+      </w:r>
+      <w:r>
+        <w:rPr>
+          <w:lang w:val="en-US"/>
+        </w:rPr>
+        <w:t xml:space="preserve"> </w:t>
+      </w:r>
+      <w:r>
+        <w:t>таблицами</w:t>
+      </w:r>
+      <w:r>
+        <w:rPr>
+          <w:lang w:val="en-US"/>
+        </w:rPr>
+        <w:t>: users — favorites (</w:t>
+      </w:r>
       <w:proofErr w:type="gramStart"/>
       <w:r>
-        <w:t>searchBooks</w:t>
+        <w:rPr>
+          <w:lang w:val="en-US"/>
+        </w:rPr>
+        <w:t>1:N</w:t>
+      </w:r>
+      <w:proofErr w:type="gramEnd"/>
+      <w:r>
+        <w:rPr>
+          <w:lang w:val="en-US"/>
+        </w:rPr>
+        <w:t xml:space="preserve">); users — history (1:N); books — favorites (1:N); books — history (1:N). </w:t>
+      </w:r>
+      <w:r>
+        <w:t xml:space="preserve">При удалении пользователя записи в избранном удаляются </w:t>
+      </w:r>
+      <w:proofErr w:type="spellStart"/>
+      <w:r>
+        <w:t>каскадно</w:t>
       </w:r>
       <w:proofErr w:type="spellEnd"/>
       <w:r>
-        <w:t>(</w:t>
-      </w:r>
-      <w:proofErr w:type="gramEnd"/>
-      <w:r>
-        <w:t>), который выполняет поиск по введённой пользователем строке.</w:t>
+        <w:t xml:space="preserve"> (ON DELETE CASCADE).</w:t>
+      </w:r>
+    </w:p>
+    <w:p>
+      <w:pPr>
+        <w:pStyle w:val="1"/>
+        <w:pageBreakBefore/>
+        <w:ind w:firstLine="709"/>
+      </w:pPr>
+      <w:bookmarkStart w:id="11" w:name="_Toc232727642"/>
+      <w:r>
+        <w:lastRenderedPageBreak/>
+        <w:t>5 Разработка настольного приложения</w:t>
+      </w:r>
+      <w:bookmarkEnd w:id="11"/>
+    </w:p>
+    <w:p>
+      <w:pPr>
+        <w:pStyle w:val="2"/>
+        <w:ind w:firstLine="709"/>
+      </w:pPr>
+      <w:bookmarkStart w:id="12" w:name="_Toc232727643"/>
+      <w:r>
+        <w:t>5.1 Разработка кода клиентской части программного продукта</w:t>
+      </w:r>
+      <w:bookmarkEnd w:id="12"/>
+    </w:p>
+    <w:p>
+      <w:pPr>
+        <w:spacing w:line="360" w:lineRule="auto"/>
+        <w:ind w:firstLine="709"/>
+        <w:jc w:val="both"/>
+      </w:pPr>
+      <w:r>
+        <w:t xml:space="preserve">Клиентская часть программного продукта представляет собой пользовательский интерфейс электронной библиотеки, разработанный с использованием фреймворка </w:t>
+      </w:r>
+      <w:proofErr w:type="spellStart"/>
+      <w:r>
+        <w:t>Flutter</w:t>
+      </w:r>
+      <w:proofErr w:type="spellEnd"/>
+      <w:r>
+        <w:t xml:space="preserve"> и языка программирования </w:t>
+      </w:r>
+      <w:proofErr w:type="spellStart"/>
+      <w:r>
+        <w:t>Dart</w:t>
+      </w:r>
+      <w:proofErr w:type="spellEnd"/>
+      <w:r>
+        <w:t>.</w:t>
+      </w:r>
+    </w:p>
+    <w:p>
+      <w:pPr>
+        <w:spacing w:line="360" w:lineRule="auto"/>
+        <w:ind w:firstLine="709"/>
+        <w:jc w:val="both"/>
+      </w:pPr>
+      <w:r>
+        <w:t xml:space="preserve">Клиентская часть отвечает за отображение информации пользователю, обработку действий пользователя и взаимодействие с серверной частью приложения посредством HTTP-запросов. Для разработки интерфейса использовались встроенные виджеты </w:t>
+      </w:r>
+      <w:proofErr w:type="spellStart"/>
+      <w:r>
+        <w:t>Flutter</w:t>
+      </w:r>
+      <w:proofErr w:type="spellEnd"/>
+      <w:r>
+        <w:t>, что позволило создать современный и удобный пользовательский интерфейс.</w:t>
+      </w:r>
+    </w:p>
+    <w:p>
+      <w:pPr>
+        <w:spacing w:line="360" w:lineRule="auto"/>
+        <w:ind w:firstLine="709"/>
+        <w:jc w:val="both"/>
+      </w:pPr>
+      <w:r>
+        <w:t>На рисунке 5.1 представлен код вывода «шапки» на главной странице.</w:t>
       </w:r>
     </w:p>
     <w:p>
@@ -3778,14 +3755,12 @@
         <w:jc w:val="center"/>
       </w:pPr>
       <w:r>
-        <w:rPr>
-          <w:noProof/>
-        </w:rPr>
+        <w:lastRenderedPageBreak/>
         <w:drawing>
-          <wp:inline distT="0" distB="0" distL="0" distR="0" wp14:anchorId="5E4D7AE5" wp14:editId="46B7D408">
-            <wp:extent cx="3648351" cy="2710815"/>
-            <wp:effectExtent l="0" t="0" r="9525" b="0"/>
-            <wp:docPr id="4" name="Рисунок 4"/>
+          <wp:inline distT="0" distB="0" distL="0" distR="0" wp14:anchorId="60A5B068" wp14:editId="250B7978">
+            <wp:extent cx="6120130" cy="7375525"/>
+            <wp:effectExtent l="0" t="0" r="0" b="0"/>
+            <wp:docPr id="60" name="Рисунок 60"/>
             <wp:cNvGraphicFramePr>
               <a:graphicFrameLocks xmlns:a="http://schemas.openxmlformats.org/drawingml/2006/main" noChangeAspect="1"/>
             </wp:cNvGraphicFramePr>
@@ -3793,13 +3768,11 @@
               <a:graphicData uri="http://schemas.openxmlformats.org/drawingml/2006/picture">
                 <pic:pic xmlns:pic="http://schemas.openxmlformats.org/drawingml/2006/picture">
                   <pic:nvPicPr>
-                    <pic:cNvPr id="12" name="Рисунок 12"/>
-                    <pic:cNvPicPr>
-                      <a:picLocks noChangeAspect="1"/>
-                    </pic:cNvPicPr>
+                    <pic:cNvPr id="1" name=""/>
+                    <pic:cNvPicPr/>
                   </pic:nvPicPr>
                   <pic:blipFill>
-                    <a:blip r:embed="rId13"/>
+                    <a:blip r:embed="rId14"/>
                     <a:stretch>
                       <a:fillRect/>
                     </a:stretch>
@@ -3807,7 +3780,7 @@
                   <pic:spPr>
                     <a:xfrm>
                       <a:off x="0" y="0"/>
-                      <a:ext cx="3664581" cy="2722874"/>
+                      <a:ext cx="6120130" cy="7375525"/>
                     </a:xfrm>
                     <a:prstGeom prst="rect">
                       <a:avLst/>
@@ -3826,17 +3799,25 @@
         <w:jc w:val="center"/>
       </w:pPr>
       <w:r>
-        <w:t>Рисунок 5.3 – Код поиска книг</w:t>
-      </w:r>
-    </w:p>
-    <w:p>
-      <w:pPr>
-        <w:spacing w:line="360" w:lineRule="auto"/>
-        <w:ind w:firstLine="709"/>
-        <w:jc w:val="both"/>
-      </w:pPr>
-      <w:r>
-        <w:t>На рисунке 5.4 представлен код просмотра информации о книге. После выбора книги пользователь переходит на страницу подробного описания, где отображаются сведения о книге и доступна кнопка открытия PDF-файла.</w:t>
+        <w:t>Рисунок 5.1 – Код авторизации пользователя</w:t>
+      </w:r>
+    </w:p>
+    <w:p>
+      <w:pPr>
+        <w:spacing w:line="360" w:lineRule="auto"/>
+        <w:ind w:firstLine="709"/>
+        <w:jc w:val="both"/>
+      </w:pPr>
+      <w:r>
+        <w:t xml:space="preserve">На рисунке 5.2 представлен код главной страницы приложения. Главная страница отображает список книг, полученных с сервера. Для вывода книг используется виджет </w:t>
+      </w:r>
+      <w:proofErr w:type="spellStart"/>
+      <w:r>
+        <w:t>ListView.builder</w:t>
+      </w:r>
+      <w:proofErr w:type="spellEnd"/>
+      <w:r>
+        <w:t>, который динамически формирует список элементов каталога.</w:t>
       </w:r>
     </w:p>
     <w:p>
@@ -3845,23 +3826,13 @@
         <w:ind w:firstLine="709"/>
         <w:jc w:val="center"/>
       </w:pPr>
-    </w:p>
-    <w:p>
-      <w:pPr>
-        <w:spacing w:line="360" w:lineRule="auto"/>
-        <w:ind w:firstLine="709"/>
-        <w:jc w:val="center"/>
-      </w:pPr>
-      <w:r>
-        <w:rPr>
-          <w:noProof/>
-        </w:rPr>
+      <w:r>
         <w:lastRenderedPageBreak/>
         <w:drawing>
-          <wp:inline distT="0" distB="0" distL="0" distR="0" wp14:anchorId="36572F33" wp14:editId="444D4175">
-            <wp:extent cx="4826000" cy="3625794"/>
-            <wp:effectExtent l="0" t="0" r="0" b="0"/>
-            <wp:docPr id="16" name="Рисунок 16"/>
+          <wp:inline distT="0" distB="0" distL="0" distR="0" wp14:anchorId="0514DC72" wp14:editId="50711819">
+            <wp:extent cx="4425705" cy="5384042"/>
+            <wp:effectExtent l="0" t="0" r="0" b="7620"/>
+            <wp:docPr id="61" name="Рисунок 61"/>
             <wp:cNvGraphicFramePr>
               <a:graphicFrameLocks xmlns:a="http://schemas.openxmlformats.org/drawingml/2006/main" noChangeAspect="1"/>
             </wp:cNvGraphicFramePr>
@@ -3869,13 +3840,11 @@
               <a:graphicData uri="http://schemas.openxmlformats.org/drawingml/2006/picture">
                 <pic:pic xmlns:pic="http://schemas.openxmlformats.org/drawingml/2006/picture">
                   <pic:nvPicPr>
-                    <pic:cNvPr id="16" name="Рисунок 16"/>
-                    <pic:cNvPicPr>
-                      <a:picLocks noChangeAspect="1"/>
-                    </pic:cNvPicPr>
+                    <pic:cNvPr id="1" name=""/>
+                    <pic:cNvPicPr/>
                   </pic:nvPicPr>
                   <pic:blipFill>
-                    <a:blip r:embed="rId14"/>
+                    <a:blip r:embed="rId15"/>
                     <a:stretch>
                       <a:fillRect/>
                     </a:stretch>
@@ -3883,7 +3852,7 @@
                   <pic:spPr>
                     <a:xfrm>
                       <a:off x="0" y="0"/>
-                      <a:ext cx="4832201" cy="3630453"/>
+                      <a:ext cx="4433102" cy="5393041"/>
                     </a:xfrm>
                     <a:prstGeom prst="rect">
                       <a:avLst/>
@@ -3902,17 +3871,30 @@
         <w:jc w:val="center"/>
       </w:pPr>
       <w:r>
-        <w:t>Рисунок 5.4 – Код страницы просмотра книги</w:t>
-      </w:r>
-    </w:p>
-    <w:p>
-      <w:pPr>
-        <w:spacing w:line="360" w:lineRule="auto"/>
-        <w:ind w:firstLine="709"/>
-        <w:jc w:val="both"/>
-      </w:pPr>
-      <w:r>
-        <w:t>На рисунке 5.5 представлен код добавления книги в избранное. При нажатии кнопки выполняется запрос на сервер, после чего выбранная книга сохраняется в списке избранного пользователя.</w:t>
+        <w:t>Рисунок 5.2 – Код главной страницы приложения</w:t>
+      </w:r>
+    </w:p>
+    <w:p>
+      <w:pPr>
+        <w:spacing w:line="360" w:lineRule="auto"/>
+        <w:ind w:firstLine="709"/>
+        <w:jc w:val="both"/>
+      </w:pPr>
+      <w:r>
+        <w:t xml:space="preserve">На рисунке 5.3 представлен код поиска книг. Поиск осуществляется по названию, автору и жанру книги. Для фильтрации используется метод </w:t>
+      </w:r>
+      <w:proofErr w:type="spellStart"/>
+      <w:proofErr w:type="gramStart"/>
+      <w:r>
+        <w:t>searchBooks</w:t>
+      </w:r>
+      <w:proofErr w:type="spellEnd"/>
+      <w:r>
+        <w:t>(</w:t>
+      </w:r>
+      <w:proofErr w:type="gramEnd"/>
+      <w:r>
+        <w:t>), который выполняет поиск по введённой пользователем строке.</w:t>
       </w:r>
     </w:p>
     <w:p>
@@ -3922,83 +3904,12 @@
         <w:jc w:val="center"/>
       </w:pPr>
       <w:r>
-        <w:rPr>
-          <w:noProof/>
-        </w:rPr>
+        <w:lastRenderedPageBreak/>
         <w:drawing>
-          <wp:inline distT="0" distB="0" distL="0" distR="0" wp14:anchorId="04505418" wp14:editId="717B5ABB">
-            <wp:extent cx="3689350" cy="3132383"/>
-            <wp:effectExtent l="0" t="0" r="6350" b="0"/>
-            <wp:docPr id="15" name="Рисунок 15"/>
-            <wp:cNvGraphicFramePr>
-              <a:graphicFrameLocks xmlns:a="http://schemas.openxmlformats.org/drawingml/2006/main" noChangeAspect="1"/>
-            </wp:cNvGraphicFramePr>
-            <a:graphic xmlns:a="http://schemas.openxmlformats.org/drawingml/2006/main">
-              <a:graphicData uri="http://schemas.openxmlformats.org/drawingml/2006/picture">
-                <pic:pic xmlns:pic="http://schemas.openxmlformats.org/drawingml/2006/picture">
-                  <pic:nvPicPr>
-                    <pic:cNvPr id="15" name="Рисунок 15"/>
-                    <pic:cNvPicPr>
-                      <a:picLocks noChangeAspect="1"/>
-                    </pic:cNvPicPr>
-                  </pic:nvPicPr>
-                  <pic:blipFill>
-                    <a:blip r:embed="rId15"/>
-                    <a:stretch>
-                      <a:fillRect/>
-                    </a:stretch>
-                  </pic:blipFill>
-                  <pic:spPr>
-                    <a:xfrm>
-                      <a:off x="0" y="0"/>
-                      <a:ext cx="3698415" cy="3140079"/>
-                    </a:xfrm>
-                    <a:prstGeom prst="rect">
-                      <a:avLst/>
-                    </a:prstGeom>
-                  </pic:spPr>
-                </pic:pic>
-              </a:graphicData>
-            </a:graphic>
-          </wp:inline>
-        </w:drawing>
-      </w:r>
-    </w:p>
-    <w:p>
-      <w:pPr>
-        <w:spacing w:line="360" w:lineRule="auto"/>
-        <w:jc w:val="center"/>
-      </w:pPr>
-      <w:r>
-        <w:t>Рисунок 5.5 – Код добавления книги в избранное</w:t>
-      </w:r>
-    </w:p>
-    <w:p>
-      <w:pPr>
-        <w:spacing w:line="360" w:lineRule="auto"/>
-        <w:ind w:firstLine="709"/>
-        <w:jc w:val="both"/>
-      </w:pPr>
-      <w:r>
-        <w:lastRenderedPageBreak/>
-        <w:t>На рисунке 5.6 представлен код страницы профиля пользователя. На данной странице отображаются сведения о пользователе, рейтинг читателя, а также ссылки на историю чтения и рейтинг пользователей.</w:t>
-      </w:r>
-    </w:p>
-    <w:p>
-      <w:pPr>
-        <w:spacing w:line="360" w:lineRule="auto"/>
-        <w:ind w:firstLine="709"/>
-        <w:jc w:val="center"/>
-      </w:pPr>
-      <w:r>
-        <w:rPr>
-          <w:noProof/>
-        </w:rPr>
-        <w:drawing>
-          <wp:inline distT="0" distB="0" distL="0" distR="0" wp14:anchorId="02CBECDC" wp14:editId="644A53B1">
-            <wp:extent cx="3248025" cy="4283366"/>
-            <wp:effectExtent l="0" t="0" r="0" b="3175"/>
-            <wp:docPr id="31" name="Рисунок 31"/>
+          <wp:inline distT="0" distB="0" distL="0" distR="0" wp14:anchorId="6AB38C03" wp14:editId="644C0788">
+            <wp:extent cx="4780653" cy="5424985"/>
+            <wp:effectExtent l="0" t="0" r="1270" b="4445"/>
+            <wp:docPr id="62" name="Рисунок 62"/>
             <wp:cNvGraphicFramePr>
               <a:graphicFrameLocks xmlns:a="http://schemas.openxmlformats.org/drawingml/2006/main" noChangeAspect="1"/>
             </wp:cNvGraphicFramePr>
@@ -4018,7 +3929,206 @@
                   <pic:spPr>
                     <a:xfrm>
                       <a:off x="0" y="0"/>
-                      <a:ext cx="3249698" cy="4285572"/>
+                      <a:ext cx="4786571" cy="5431701"/>
+                    </a:xfrm>
+                    <a:prstGeom prst="rect">
+                      <a:avLst/>
+                    </a:prstGeom>
+                  </pic:spPr>
+                </pic:pic>
+              </a:graphicData>
+            </a:graphic>
+          </wp:inline>
+        </w:drawing>
+      </w:r>
+    </w:p>
+    <w:p>
+      <w:pPr>
+        <w:spacing w:line="360" w:lineRule="auto"/>
+        <w:jc w:val="center"/>
+      </w:pPr>
+      <w:r>
+        <w:t>Рисунок 5.3 – Код поиска книг</w:t>
+      </w:r>
+    </w:p>
+    <w:p>
+      <w:pPr>
+        <w:spacing w:line="360" w:lineRule="auto"/>
+        <w:ind w:firstLine="709"/>
+        <w:jc w:val="both"/>
+      </w:pPr>
+      <w:r>
+        <w:t>На рисунке 5.4 представлен код просмотра информации о книге. После выбора книги пользователь переходит на страницу подробного описания, где отображаются сведения о книге и доступна кнопка открытия PDF-файла.</w:t>
+      </w:r>
+    </w:p>
+    <w:p>
+      <w:pPr>
+        <w:spacing w:line="360" w:lineRule="auto"/>
+        <w:ind w:firstLine="709"/>
+        <w:jc w:val="center"/>
+      </w:pPr>
+    </w:p>
+    <w:p>
+      <w:pPr>
+        <w:spacing w:line="360" w:lineRule="auto"/>
+        <w:ind w:firstLine="709"/>
+        <w:jc w:val="center"/>
+      </w:pPr>
+      <w:r>
+        <w:lastRenderedPageBreak/>
+        <w:drawing>
+          <wp:inline distT="0" distB="0" distL="0" distR="0" wp14:anchorId="4B87217E" wp14:editId="51AA1CCB">
+            <wp:extent cx="4659819" cy="5641292"/>
+            <wp:effectExtent l="0" t="0" r="7620" b="0"/>
+            <wp:docPr id="63" name="Рисунок 63"/>
+            <wp:cNvGraphicFramePr>
+              <a:graphicFrameLocks xmlns:a="http://schemas.openxmlformats.org/drawingml/2006/main" noChangeAspect="1"/>
+            </wp:cNvGraphicFramePr>
+            <a:graphic xmlns:a="http://schemas.openxmlformats.org/drawingml/2006/main">
+              <a:graphicData uri="http://schemas.openxmlformats.org/drawingml/2006/picture">
+                <pic:pic xmlns:pic="http://schemas.openxmlformats.org/drawingml/2006/picture">
+                  <pic:nvPicPr>
+                    <pic:cNvPr id="1" name=""/>
+                    <pic:cNvPicPr/>
+                  </pic:nvPicPr>
+                  <pic:blipFill>
+                    <a:blip r:embed="rId17"/>
+                    <a:stretch>
+                      <a:fillRect/>
+                    </a:stretch>
+                  </pic:blipFill>
+                  <pic:spPr>
+                    <a:xfrm>
+                      <a:off x="0" y="0"/>
+                      <a:ext cx="4667846" cy="5651010"/>
+                    </a:xfrm>
+                    <a:prstGeom prst="rect">
+                      <a:avLst/>
+                    </a:prstGeom>
+                  </pic:spPr>
+                </pic:pic>
+              </a:graphicData>
+            </a:graphic>
+          </wp:inline>
+        </w:drawing>
+      </w:r>
+    </w:p>
+    <w:p>
+      <w:pPr>
+        <w:spacing w:line="360" w:lineRule="auto"/>
+        <w:jc w:val="center"/>
+      </w:pPr>
+      <w:r>
+        <w:t>Рисунок 5.4 – Код страницы просмотра книги</w:t>
+      </w:r>
+    </w:p>
+    <w:p>
+      <w:pPr>
+        <w:spacing w:line="360" w:lineRule="auto"/>
+        <w:ind w:firstLine="709"/>
+        <w:jc w:val="both"/>
+      </w:pPr>
+      <w:r>
+        <w:t>На рисунке 5.5 представлен код добавления книги в избранное. При нажатии кнопки выполняется запрос на сервер, после чего выбранная книга сохраняется в списке избранного пользователя.</w:t>
+      </w:r>
+    </w:p>
+    <w:p>
+      <w:pPr>
+        <w:spacing w:line="360" w:lineRule="auto"/>
+        <w:ind w:firstLine="709"/>
+        <w:jc w:val="center"/>
+      </w:pPr>
+      <w:r>
+        <w:lastRenderedPageBreak/>
+        <w:drawing>
+          <wp:inline distT="0" distB="0" distL="0" distR="0" wp14:anchorId="37860167" wp14:editId="452DA9ED">
+            <wp:extent cx="4032914" cy="4722301"/>
+            <wp:effectExtent l="0" t="0" r="5715" b="2540"/>
+            <wp:docPr id="64" name="Рисунок 64"/>
+            <wp:cNvGraphicFramePr>
+              <a:graphicFrameLocks xmlns:a="http://schemas.openxmlformats.org/drawingml/2006/main" noChangeAspect="1"/>
+            </wp:cNvGraphicFramePr>
+            <a:graphic xmlns:a="http://schemas.openxmlformats.org/drawingml/2006/main">
+              <a:graphicData uri="http://schemas.openxmlformats.org/drawingml/2006/picture">
+                <pic:pic xmlns:pic="http://schemas.openxmlformats.org/drawingml/2006/picture">
+                  <pic:nvPicPr>
+                    <pic:cNvPr id="1" name=""/>
+                    <pic:cNvPicPr/>
+                  </pic:nvPicPr>
+                  <pic:blipFill>
+                    <a:blip r:embed="rId18"/>
+                    <a:stretch>
+                      <a:fillRect/>
+                    </a:stretch>
+                  </pic:blipFill>
+                  <pic:spPr>
+                    <a:xfrm>
+                      <a:off x="0" y="0"/>
+                      <a:ext cx="4036634" cy="4726656"/>
+                    </a:xfrm>
+                    <a:prstGeom prst="rect">
+                      <a:avLst/>
+                    </a:prstGeom>
+                  </pic:spPr>
+                </pic:pic>
+              </a:graphicData>
+            </a:graphic>
+          </wp:inline>
+        </w:drawing>
+      </w:r>
+    </w:p>
+    <w:p>
+      <w:pPr>
+        <w:spacing w:line="360" w:lineRule="auto"/>
+        <w:jc w:val="center"/>
+      </w:pPr>
+      <w:r>
+        <w:t>Рисунок 5.5 – Код добавления книги в избранное</w:t>
+      </w:r>
+    </w:p>
+    <w:p>
+      <w:pPr>
+        <w:spacing w:line="360" w:lineRule="auto"/>
+        <w:ind w:firstLine="709"/>
+        <w:jc w:val="both"/>
+      </w:pPr>
+      <w:r>
+        <w:t>На рисунке 5.6 представлен код страницы профиля пользователя. На данной странице отображаются сведения о пользователе, рейтинг читателя, а также ссылки на историю чтения и рейтинг пользователей.</w:t>
+      </w:r>
+    </w:p>
+    <w:p>
+      <w:pPr>
+        <w:spacing w:line="360" w:lineRule="auto"/>
+        <w:ind w:firstLine="709"/>
+        <w:jc w:val="center"/>
+      </w:pPr>
+      <w:r>
+        <w:lastRenderedPageBreak/>
+        <w:drawing>
+          <wp:inline distT="0" distB="0" distL="0" distR="0" wp14:anchorId="1FF4F6A5" wp14:editId="35A1C9CD">
+            <wp:extent cx="3955087" cy="5064743"/>
+            <wp:effectExtent l="0" t="0" r="7620" b="3175"/>
+            <wp:docPr id="65" name="Рисунок 65"/>
+            <wp:cNvGraphicFramePr>
+              <a:graphicFrameLocks xmlns:a="http://schemas.openxmlformats.org/drawingml/2006/main" noChangeAspect="1"/>
+            </wp:cNvGraphicFramePr>
+            <a:graphic xmlns:a="http://schemas.openxmlformats.org/drawingml/2006/main">
+              <a:graphicData uri="http://schemas.openxmlformats.org/drawingml/2006/picture">
+                <pic:pic xmlns:pic="http://schemas.openxmlformats.org/drawingml/2006/picture">
+                  <pic:nvPicPr>
+                    <pic:cNvPr id="1" name=""/>
+                    <pic:cNvPicPr/>
+                  </pic:nvPicPr>
+                  <pic:blipFill>
+                    <a:blip r:embed="rId19"/>
+                    <a:stretch>
+                      <a:fillRect/>
+                    </a:stretch>
+                  </pic:blipFill>
+                  <pic:spPr>
+                    <a:xfrm>
+                      <a:off x="0" y="0"/>
+                      <a:ext cx="3961783" cy="5073317"/>
                     </a:xfrm>
                     <a:prstGeom prst="rect">
                       <a:avLst/>
@@ -4118,7 +4228,7 @@
                     </pic:cNvPicPr>
                   </pic:nvPicPr>
                   <pic:blipFill>
-                    <a:blip r:embed="rId17"/>
+                    <a:blip r:embed="rId20"/>
                     <a:stretch>
                       <a:fillRect/>
                     </a:stretch>
@@ -4194,7 +4304,7 @@
                     </pic:cNvPicPr>
                   </pic:nvPicPr>
                   <pic:blipFill>
-                    <a:blip r:embed="rId18"/>
+                    <a:blip r:embed="rId21"/>
                     <a:stretch>
                       <a:fillRect/>
                     </a:stretch>
@@ -4262,7 +4372,7 @@
                     </pic:cNvPicPr>
                   </pic:nvPicPr>
                   <pic:blipFill>
-                    <a:blip r:embed="rId19"/>
+                    <a:blip r:embed="rId22"/>
                     <a:stretch>
                       <a:fillRect/>
                     </a:stretch>
@@ -4331,7 +4441,7 @@
                     </pic:cNvPicPr>
                   </pic:nvPicPr>
                   <pic:blipFill>
-                    <a:blip r:embed="rId20"/>
+                    <a:blip r:embed="rId23"/>
                     <a:stretch>
                       <a:fillRect/>
                     </a:stretch>
@@ -4399,7 +4509,7 @@
                     </pic:cNvPicPr>
                   </pic:nvPicPr>
                   <pic:blipFill>
-                    <a:blip r:embed="rId21"/>
+                    <a:blip r:embed="rId24"/>
                     <a:stretch>
                       <a:fillRect/>
                     </a:stretch>
@@ -4468,7 +4578,7 @@
                     </pic:cNvPicPr>
                   </pic:nvPicPr>
                   <pic:blipFill>
-                    <a:blip r:embed="rId22"/>
+                    <a:blip r:embed="rId25"/>
                     <a:stretch>
                       <a:fillRect/>
                     </a:stretch>
@@ -4536,7 +4646,7 @@
                     </pic:cNvPicPr>
                   </pic:nvPicPr>
                   <pic:blipFill>
-                    <a:blip r:embed="rId23"/>
+                    <a:blip r:embed="rId26"/>
                     <a:stretch>
                       <a:fillRect/>
                     </a:stretch>
@@ -4673,260 +4783,11 @@
         <w:jc w:val="center"/>
       </w:pPr>
       <w:r>
-        <w:rPr>
-          <w:noProof/>
-        </w:rPr>
         <w:drawing>
-          <wp:inline distT="0" distB="0" distL="0" distR="0" wp14:anchorId="164583C7" wp14:editId="1D6026B7">
-            <wp:extent cx="2631882" cy="2966612"/>
-            <wp:effectExtent l="0" t="0" r="0" b="5715"/>
-            <wp:docPr id="7" name="Рисунок 7"/>
-            <wp:cNvGraphicFramePr>
-              <a:graphicFrameLocks xmlns:a="http://schemas.openxmlformats.org/drawingml/2006/main" noChangeAspect="1"/>
-            </wp:cNvGraphicFramePr>
-            <a:graphic xmlns:a="http://schemas.openxmlformats.org/drawingml/2006/main">
-              <a:graphicData uri="http://schemas.openxmlformats.org/drawingml/2006/picture">
-                <pic:pic xmlns:pic="http://schemas.openxmlformats.org/drawingml/2006/picture">
-                  <pic:nvPicPr>
-                    <pic:cNvPr id="1" name=""/>
-                    <pic:cNvPicPr/>
-                  </pic:nvPicPr>
-                  <pic:blipFill>
-                    <a:blip r:embed="rId24"/>
-                    <a:stretch>
-                      <a:fillRect/>
-                    </a:stretch>
-                  </pic:blipFill>
-                  <pic:spPr>
-                    <a:xfrm>
-                      <a:off x="0" y="0"/>
-                      <a:ext cx="2649058" cy="2985972"/>
-                    </a:xfrm>
-                    <a:prstGeom prst="rect">
-                      <a:avLst/>
-                    </a:prstGeom>
-                  </pic:spPr>
-                </pic:pic>
-              </a:graphicData>
-            </a:graphic>
-          </wp:inline>
-        </w:drawing>
-      </w:r>
-    </w:p>
-    <w:p>
-      <w:pPr>
-        <w:spacing w:line="360" w:lineRule="auto"/>
-        <w:jc w:val="center"/>
-      </w:pPr>
-      <w:r>
-        <w:t>Рисунок 6.1 – Структура проекта мобильного приложения</w:t>
-      </w:r>
-    </w:p>
-    <w:p>
-      <w:pPr>
-        <w:spacing w:line="360" w:lineRule="auto"/>
-        <w:ind w:firstLine="709"/>
-        <w:jc w:val="both"/>
-      </w:pPr>
-      <w:r>
-        <w:t>Экран авторизации (</w:t>
-      </w:r>
-      <w:proofErr w:type="spellStart"/>
-      <w:r>
-        <w:t>LoginScreen</w:t>
-      </w:r>
-      <w:proofErr w:type="spellEnd"/>
-      <w:r>
-        <w:t xml:space="preserve">) является стартовым для неавторизованного пользователя. Он содержит поля ввода логина и пароля, кнопку входа и ссылку на страницу регистрации. При вводе данных вызывается метод </w:t>
-      </w:r>
-      <w:proofErr w:type="spellStart"/>
-      <w:r>
-        <w:t>ApiService.loginUser</w:t>
-      </w:r>
-      <w:proofErr w:type="spellEnd"/>
-      <w:r>
-        <w:t xml:space="preserve">(), который отправляет запрос на сервер. Реализована </w:t>
-      </w:r>
-      <w:r>
-        <w:lastRenderedPageBreak/>
-        <w:t>валидация полей и индикатор загрузки. На рисунке 6.2 представлен код экрана авторизации.</w:t>
-      </w:r>
-    </w:p>
-    <w:p>
-      <w:pPr>
-        <w:spacing w:line="360" w:lineRule="auto"/>
-        <w:ind w:firstLine="709"/>
-        <w:jc w:val="center"/>
-      </w:pPr>
-      <w:r>
-        <w:rPr>
-          <w:noProof/>
-        </w:rPr>
-        <w:drawing>
-          <wp:inline distT="0" distB="0" distL="0" distR="0" wp14:anchorId="2BD69C2C" wp14:editId="6332156E">
-            <wp:extent cx="3505200" cy="2593340"/>
+          <wp:inline distT="0" distB="0" distL="0" distR="0" wp14:anchorId="6EE596C3" wp14:editId="4D300A44">
+            <wp:extent cx="2707943" cy="3831451"/>
             <wp:effectExtent l="0" t="0" r="0" b="0"/>
-            <wp:docPr id="8" name="Рисунок 8"/>
-            <wp:cNvGraphicFramePr>
-              <a:graphicFrameLocks xmlns:a="http://schemas.openxmlformats.org/drawingml/2006/main" noChangeAspect="1"/>
-            </wp:cNvGraphicFramePr>
-            <a:graphic xmlns:a="http://schemas.openxmlformats.org/drawingml/2006/main">
-              <a:graphicData uri="http://schemas.openxmlformats.org/drawingml/2006/picture">
-                <pic:pic xmlns:pic="http://schemas.openxmlformats.org/drawingml/2006/picture">
-                  <pic:nvPicPr>
-                    <pic:cNvPr id="1" name=""/>
-                    <pic:cNvPicPr/>
-                  </pic:nvPicPr>
-                  <pic:blipFill>
-                    <a:blip r:embed="rId25"/>
-                    <a:stretch>
-                      <a:fillRect/>
-                    </a:stretch>
-                  </pic:blipFill>
-                  <pic:spPr>
-                    <a:xfrm>
-                      <a:off x="0" y="0"/>
-                      <a:ext cx="3512297" cy="2598591"/>
-                    </a:xfrm>
-                    <a:prstGeom prst="rect">
-                      <a:avLst/>
-                    </a:prstGeom>
-                  </pic:spPr>
-                </pic:pic>
-              </a:graphicData>
-            </a:graphic>
-          </wp:inline>
-        </w:drawing>
-      </w:r>
-    </w:p>
-    <w:p>
-      <w:pPr>
-        <w:spacing w:line="360" w:lineRule="auto"/>
-        <w:jc w:val="center"/>
-      </w:pPr>
-      <w:r>
-        <w:t>Рисунок 6.2 – Код экрана авторизации</w:t>
-      </w:r>
-    </w:p>
-    <w:p>
-      <w:pPr>
-        <w:spacing w:line="360" w:lineRule="auto"/>
-        <w:ind w:firstLine="709"/>
-        <w:jc w:val="both"/>
-      </w:pPr>
-      <w:r>
-        <w:t>Экран регистрации (</w:t>
-      </w:r>
-      <w:proofErr w:type="spellStart"/>
-      <w:r>
-        <w:t>RegisterScreen</w:t>
-      </w:r>
-      <w:proofErr w:type="spellEnd"/>
-      <w:r>
-        <w:t>) позволяет новым пользователям создать учётную запись. Поля для ввода фамилии, имени, электронной почты, логина и пароля оформлены в виде карточки с иконками. Код регистрации представлен на рисунке 6.3.</w:t>
-      </w:r>
-    </w:p>
-    <w:p>
-      <w:pPr>
-        <w:spacing w:line="360" w:lineRule="auto"/>
-        <w:ind w:firstLine="709"/>
-        <w:jc w:val="center"/>
-      </w:pPr>
-      <w:r>
-        <w:rPr>
-          <w:noProof/>
-        </w:rPr>
-        <w:drawing>
-          <wp:inline distT="0" distB="0" distL="0" distR="0" wp14:anchorId="6F0289EF" wp14:editId="697C58F2">
-            <wp:extent cx="3363401" cy="3455178"/>
-            <wp:effectExtent l="0" t="0" r="8890" b="0"/>
-            <wp:docPr id="13" name="Рисунок 13"/>
-            <wp:cNvGraphicFramePr>
-              <a:graphicFrameLocks xmlns:a="http://schemas.openxmlformats.org/drawingml/2006/main" noChangeAspect="1"/>
-            </wp:cNvGraphicFramePr>
-            <a:graphic xmlns:a="http://schemas.openxmlformats.org/drawingml/2006/main">
-              <a:graphicData uri="http://schemas.openxmlformats.org/drawingml/2006/picture">
-                <pic:pic xmlns:pic="http://schemas.openxmlformats.org/drawingml/2006/picture">
-                  <pic:nvPicPr>
-                    <pic:cNvPr id="1" name=""/>
-                    <pic:cNvPicPr/>
-                  </pic:nvPicPr>
-                  <pic:blipFill>
-                    <a:blip r:embed="rId26"/>
-                    <a:stretch>
-                      <a:fillRect/>
-                    </a:stretch>
-                  </pic:blipFill>
-                  <pic:spPr>
-                    <a:xfrm>
-                      <a:off x="0" y="0"/>
-                      <a:ext cx="3387103" cy="3479527"/>
-                    </a:xfrm>
-                    <a:prstGeom prst="rect">
-                      <a:avLst/>
-                    </a:prstGeom>
-                  </pic:spPr>
-                </pic:pic>
-              </a:graphicData>
-            </a:graphic>
-          </wp:inline>
-        </w:drawing>
-      </w:r>
-    </w:p>
-    <w:p>
-      <w:pPr>
-        <w:spacing w:line="360" w:lineRule="auto"/>
-        <w:jc w:val="center"/>
-      </w:pPr>
-      <w:r>
-        <w:t>Рисунок 6.3 – Код экрана регистрации</w:t>
-      </w:r>
-    </w:p>
-    <w:p>
-      <w:pPr>
-        <w:spacing w:line="360" w:lineRule="auto"/>
-        <w:ind w:firstLine="709"/>
-        <w:jc w:val="both"/>
-      </w:pPr>
-      <w:r>
-        <w:t>Главный экран (</w:t>
-      </w:r>
-      <w:proofErr w:type="spellStart"/>
-      <w:r>
-        <w:t>MainScreen</w:t>
-      </w:r>
-      <w:proofErr w:type="spellEnd"/>
-      <w:r>
-        <w:t xml:space="preserve">) реализован с использованием </w:t>
-      </w:r>
-      <w:proofErr w:type="spellStart"/>
-      <w:r>
-        <w:t>BottomNavigationBar</w:t>
-      </w:r>
-      <w:proofErr w:type="spellEnd"/>
-      <w:r>
-        <w:t xml:space="preserve">, обеспечивающего быстрый переход между разделами: </w:t>
-      </w:r>
-      <w:r>
-        <w:lastRenderedPageBreak/>
-        <w:t>«Главная», «Избранное», «История», «Профиль». На рисунке 6.4 показан код нижней навигации.</w:t>
-      </w:r>
-    </w:p>
-    <w:p>
-      <w:pPr>
-        <w:spacing w:line="360" w:lineRule="auto"/>
-        <w:ind w:firstLine="709"/>
-        <w:jc w:val="center"/>
-      </w:pPr>
-      <w:r>
-        <w:rPr>
-          <w:noProof/>
-        </w:rPr>
-        <w:drawing>
-          <wp:inline distT="0" distB="0" distL="0" distR="0" wp14:anchorId="745572A6" wp14:editId="0D1C4F75">
-            <wp:extent cx="3543300" cy="3130550"/>
-            <wp:effectExtent l="0" t="0" r="0" b="0"/>
-            <wp:docPr id="14" name="Рисунок 14"/>
+            <wp:docPr id="67" name="Рисунок 67"/>
             <wp:cNvGraphicFramePr>
               <a:graphicFrameLocks xmlns:a="http://schemas.openxmlformats.org/drawingml/2006/main" noChangeAspect="1"/>
             </wp:cNvGraphicFramePr>
@@ -4946,7 +4807,7 @@
                   <pic:spPr>
                     <a:xfrm>
                       <a:off x="0" y="0"/>
-                      <a:ext cx="3547338" cy="3134118"/>
+                      <a:ext cx="2714292" cy="3840434"/>
                     </a:xfrm>
                     <a:prstGeom prst="rect">
                       <a:avLst/>
@@ -4965,38 +4826,37 @@
         <w:jc w:val="center"/>
       </w:pPr>
       <w:r>
-        <w:t>Рисунок 6.4 – Код нижней навигации</w:t>
-      </w:r>
-    </w:p>
-    <w:p>
-      <w:pPr>
-        <w:spacing w:line="360" w:lineRule="auto"/>
-        <w:ind w:firstLine="709"/>
-        <w:jc w:val="both"/>
-      </w:pPr>
-      <w:r>
-        <w:t>На главной вкладке (</w:t>
+        <w:t>Рисунок 6.1 – Структура проекта мобильного приложения</w:t>
+      </w:r>
+    </w:p>
+    <w:p>
+      <w:pPr>
+        <w:spacing w:line="360" w:lineRule="auto"/>
+        <w:ind w:firstLine="709"/>
+        <w:jc w:val="both"/>
+      </w:pPr>
+      <w:r>
+        <w:t>Экран авторизации (</w:t>
       </w:r>
       <w:proofErr w:type="spellStart"/>
       <w:r>
-        <w:t>HomeScreen</w:t>
+        <w:t>LoginScreen</w:t>
       </w:r>
       <w:proofErr w:type="spellEnd"/>
       <w:r>
-        <w:t xml:space="preserve">) отображается список всех книг. Реализован поиск книг по названию, автору и жанру через метод </w:t>
+        <w:t xml:space="preserve">) является стартовым для неавторизованного пользователя. Он содержит поля ввода логина и пароля, </w:t>
+      </w:r>
+      <w:r>
+        <w:lastRenderedPageBreak/>
+        <w:t xml:space="preserve">кнопку входа и ссылку на страницу регистрации. При вводе данных вызывается метод </w:t>
       </w:r>
       <w:proofErr w:type="spellStart"/>
-      <w:proofErr w:type="gramStart"/>
-      <w:r>
-        <w:t>searchBooks</w:t>
+      <w:r>
+        <w:t>ApiService.loginUser</w:t>
       </w:r>
       <w:proofErr w:type="spellEnd"/>
       <w:r>
-        <w:t>(</w:t>
-      </w:r>
-      <w:proofErr w:type="gramEnd"/>
-      <w:r>
-        <w:t>). Код поиска представлен на рисунке 6.5.</w:t>
+        <w:t>(), который отправляет запрос на сервер. Реализована валидация полей и индикатор загрузки. На рисунке 6.2 представлен код экрана авторизации.</w:t>
       </w:r>
     </w:p>
     <w:p>
@@ -5006,14 +4866,11 @@
         <w:jc w:val="center"/>
       </w:pPr>
       <w:r>
-        <w:rPr>
-          <w:noProof/>
-        </w:rPr>
         <w:drawing>
-          <wp:inline distT="0" distB="0" distL="0" distR="0" wp14:anchorId="351993A7" wp14:editId="160A241B">
-            <wp:extent cx="3283889" cy="2986105"/>
-            <wp:effectExtent l="0" t="0" r="0" b="5080"/>
-            <wp:docPr id="6" name="Рисунок 6"/>
+          <wp:inline distT="0" distB="0" distL="0" distR="0" wp14:anchorId="3A23FD6A" wp14:editId="02DFA8BE">
+            <wp:extent cx="3446059" cy="3958472"/>
+            <wp:effectExtent l="0" t="0" r="2540" b="4445"/>
+            <wp:docPr id="68" name="Рисунок 68"/>
             <wp:cNvGraphicFramePr>
               <a:graphicFrameLocks xmlns:a="http://schemas.openxmlformats.org/drawingml/2006/main" noChangeAspect="1"/>
             </wp:cNvGraphicFramePr>
@@ -5033,7 +4890,7 @@
                   <pic:spPr>
                     <a:xfrm>
                       <a:off x="0" y="0"/>
-                      <a:ext cx="3307266" cy="3007362"/>
+                      <a:ext cx="3459955" cy="3974435"/>
                     </a:xfrm>
                     <a:prstGeom prst="rect">
                       <a:avLst/>
@@ -5052,54 +4909,40 @@
         <w:jc w:val="center"/>
       </w:pPr>
       <w:r>
-        <w:t>Рисунок 6.5 – Код поиска книг</w:t>
-      </w:r>
-    </w:p>
-    <w:p>
-      <w:pPr>
-        <w:spacing w:line="360" w:lineRule="auto"/>
-        <w:ind w:firstLine="709"/>
-        <w:jc w:val="both"/>
-      </w:pPr>
-      <w:r>
-        <w:t>При нажатии на карточку книги открывается экран деталей (</w:t>
+        <w:t>Рисунок 6.2 – Код экрана авторизации</w:t>
+      </w:r>
+    </w:p>
+    <w:p>
+      <w:pPr>
+        <w:spacing w:line="360" w:lineRule="auto"/>
+        <w:ind w:firstLine="709"/>
+        <w:jc w:val="both"/>
+      </w:pPr>
+      <w:r>
+        <w:t>Экран регистрации (</w:t>
       </w:r>
       <w:proofErr w:type="spellStart"/>
       <w:r>
-        <w:t>BookDetailsScreen</w:t>
+        <w:t>RegisterScreen</w:t>
       </w:r>
       <w:proofErr w:type="spellEnd"/>
       <w:r>
-        <w:t xml:space="preserve">). Здесь доступны кнопки «В избранное» и «Открыть PDF». </w:t>
-      </w:r>
+        <w:t>) позволяет новым пользователям создать учётную запись. Поля для ввода фамилии, имени, электронной почты, логина и пароля оформлены в виде карточки с иконками. Код регистрации представлен на рисунке 6.3.</w:t>
+      </w:r>
+    </w:p>
+    <w:p>
+      <w:pPr>
+        <w:spacing w:line="360" w:lineRule="auto"/>
+        <w:ind w:firstLine="709"/>
+        <w:jc w:val="center"/>
+      </w:pPr>
       <w:r>
         <w:lastRenderedPageBreak/>
-        <w:t xml:space="preserve">При нажатии на кнопку PDF-файл открывается с помощью пакета </w:t>
-      </w:r>
-      <w:proofErr w:type="spellStart"/>
-      <w:r>
-        <w:t>url_launcher</w:t>
-      </w:r>
-      <w:proofErr w:type="spellEnd"/>
-      <w:r>
-        <w:t>, а запись о просмотре сохраняется в истории. Код экрана деталей показан на рисунке 6.6.</w:t>
-      </w:r>
-    </w:p>
-    <w:p>
-      <w:pPr>
-        <w:spacing w:line="360" w:lineRule="auto"/>
-        <w:ind w:firstLine="709"/>
-        <w:jc w:val="center"/>
-      </w:pPr>
-      <w:r>
-        <w:rPr>
-          <w:noProof/>
-        </w:rPr>
         <w:drawing>
-          <wp:inline distT="0" distB="0" distL="0" distR="0" wp14:anchorId="1E52BF25" wp14:editId="677BC355">
-            <wp:extent cx="3943350" cy="3594100"/>
-            <wp:effectExtent l="0" t="0" r="0" b="6350"/>
-            <wp:docPr id="17" name="Рисунок 17"/>
+          <wp:inline distT="0" distB="0" distL="0" distR="0" wp14:anchorId="672166AC" wp14:editId="20D178FB">
+            <wp:extent cx="4510499" cy="5297192"/>
+            <wp:effectExtent l="0" t="0" r="4445" b="0"/>
+            <wp:docPr id="69" name="Рисунок 69"/>
             <wp:cNvGraphicFramePr>
               <a:graphicFrameLocks xmlns:a="http://schemas.openxmlformats.org/drawingml/2006/main" noChangeAspect="1"/>
             </wp:cNvGraphicFramePr>
@@ -5119,7 +4962,252 @@
                   <pic:spPr>
                     <a:xfrm>
                       <a:off x="0" y="0"/>
-                      <a:ext cx="3951076" cy="3601142"/>
+                      <a:ext cx="4520417" cy="5308840"/>
+                    </a:xfrm>
+                    <a:prstGeom prst="rect">
+                      <a:avLst/>
+                    </a:prstGeom>
+                  </pic:spPr>
+                </pic:pic>
+              </a:graphicData>
+            </a:graphic>
+          </wp:inline>
+        </w:drawing>
+      </w:r>
+    </w:p>
+    <w:p>
+      <w:pPr>
+        <w:spacing w:line="360" w:lineRule="auto"/>
+        <w:jc w:val="center"/>
+      </w:pPr>
+      <w:r>
+        <w:t>Рисунок 6.3 – Код экрана регистрации</w:t>
+      </w:r>
+    </w:p>
+    <w:p>
+      <w:pPr>
+        <w:spacing w:line="360" w:lineRule="auto"/>
+        <w:ind w:firstLine="709"/>
+        <w:jc w:val="both"/>
+      </w:pPr>
+      <w:r>
+        <w:t>Главный экран (</w:t>
+      </w:r>
+      <w:proofErr w:type="spellStart"/>
+      <w:r>
+        <w:t>MainScreen</w:t>
+      </w:r>
+      <w:proofErr w:type="spellEnd"/>
+      <w:r>
+        <w:t xml:space="preserve">) реализован с использованием </w:t>
+      </w:r>
+      <w:proofErr w:type="spellStart"/>
+      <w:r>
+        <w:t>BottomNavigationBar</w:t>
+      </w:r>
+      <w:proofErr w:type="spellEnd"/>
+      <w:r>
+        <w:t>, обеспечивающего быстрый переход между разделами: «Главная», «Избранное», «История», «Профиль». На рисунке 6.4 показан код нижней навигации.</w:t>
+      </w:r>
+    </w:p>
+    <w:p>
+      <w:pPr>
+        <w:spacing w:line="360" w:lineRule="auto"/>
+        <w:ind w:firstLine="709"/>
+        <w:jc w:val="center"/>
+      </w:pPr>
+      <w:r>
+        <w:lastRenderedPageBreak/>
+        <w:drawing>
+          <wp:inline distT="0" distB="0" distL="0" distR="0" wp14:anchorId="7F8CA696" wp14:editId="22F29EEF">
+            <wp:extent cx="4053385" cy="4201773"/>
+            <wp:effectExtent l="0" t="0" r="4445" b="8890"/>
+            <wp:docPr id="70" name="Рисунок 70"/>
+            <wp:cNvGraphicFramePr>
+              <a:graphicFrameLocks xmlns:a="http://schemas.openxmlformats.org/drawingml/2006/main" noChangeAspect="1"/>
+            </wp:cNvGraphicFramePr>
+            <a:graphic xmlns:a="http://schemas.openxmlformats.org/drawingml/2006/main">
+              <a:graphicData uri="http://schemas.openxmlformats.org/drawingml/2006/picture">
+                <pic:pic xmlns:pic="http://schemas.openxmlformats.org/drawingml/2006/picture">
+                  <pic:nvPicPr>
+                    <pic:cNvPr id="1" name=""/>
+                    <pic:cNvPicPr/>
+                  </pic:nvPicPr>
+                  <pic:blipFill>
+                    <a:blip r:embed="rId30"/>
+                    <a:stretch>
+                      <a:fillRect/>
+                    </a:stretch>
+                  </pic:blipFill>
+                  <pic:spPr>
+                    <a:xfrm>
+                      <a:off x="0" y="0"/>
+                      <a:ext cx="4064317" cy="4213106"/>
+                    </a:xfrm>
+                    <a:prstGeom prst="rect">
+                      <a:avLst/>
+                    </a:prstGeom>
+                  </pic:spPr>
+                </pic:pic>
+              </a:graphicData>
+            </a:graphic>
+          </wp:inline>
+        </w:drawing>
+      </w:r>
+    </w:p>
+    <w:p>
+      <w:pPr>
+        <w:spacing w:line="360" w:lineRule="auto"/>
+        <w:jc w:val="center"/>
+      </w:pPr>
+      <w:r>
+        <w:t>Рисунок 6.4 – Код нижней навигации</w:t>
+      </w:r>
+    </w:p>
+    <w:p>
+      <w:pPr>
+        <w:spacing w:line="360" w:lineRule="auto"/>
+        <w:ind w:firstLine="709"/>
+        <w:jc w:val="both"/>
+      </w:pPr>
+      <w:r>
+        <w:t>На главной вкладке (</w:t>
+      </w:r>
+      <w:proofErr w:type="spellStart"/>
+      <w:r>
+        <w:t>HomeScreen</w:t>
+      </w:r>
+      <w:proofErr w:type="spellEnd"/>
+      <w:r>
+        <w:t xml:space="preserve">) отображается список всех книг. Реализован поиск книг по названию, автору и жанру через метод </w:t>
+      </w:r>
+      <w:proofErr w:type="spellStart"/>
+      <w:proofErr w:type="gramStart"/>
+      <w:r>
+        <w:t>searchBooks</w:t>
+      </w:r>
+      <w:proofErr w:type="spellEnd"/>
+      <w:r>
+        <w:t>(</w:t>
+      </w:r>
+      <w:proofErr w:type="gramEnd"/>
+      <w:r>
+        <w:t>). Код поиска представлен на рисунке 6.5.</w:t>
+      </w:r>
+    </w:p>
+    <w:p>
+      <w:pPr>
+        <w:spacing w:line="360" w:lineRule="auto"/>
+        <w:ind w:firstLine="709"/>
+        <w:jc w:val="center"/>
+      </w:pPr>
+      <w:r>
+        <w:lastRenderedPageBreak/>
+        <w:drawing>
+          <wp:inline distT="0" distB="0" distL="0" distR="0" wp14:anchorId="18FB46A4" wp14:editId="14B6CFD5">
+            <wp:extent cx="3753134" cy="4454850"/>
+            <wp:effectExtent l="0" t="0" r="0" b="3175"/>
+            <wp:docPr id="71" name="Рисунок 71"/>
+            <wp:cNvGraphicFramePr>
+              <a:graphicFrameLocks xmlns:a="http://schemas.openxmlformats.org/drawingml/2006/main" noChangeAspect="1"/>
+            </wp:cNvGraphicFramePr>
+            <a:graphic xmlns:a="http://schemas.openxmlformats.org/drawingml/2006/main">
+              <a:graphicData uri="http://schemas.openxmlformats.org/drawingml/2006/picture">
+                <pic:pic xmlns:pic="http://schemas.openxmlformats.org/drawingml/2006/picture">
+                  <pic:nvPicPr>
+                    <pic:cNvPr id="1" name=""/>
+                    <pic:cNvPicPr/>
+                  </pic:nvPicPr>
+                  <pic:blipFill>
+                    <a:blip r:embed="rId31"/>
+                    <a:stretch>
+                      <a:fillRect/>
+                    </a:stretch>
+                  </pic:blipFill>
+                  <pic:spPr>
+                    <a:xfrm>
+                      <a:off x="0" y="0"/>
+                      <a:ext cx="3762050" cy="4465433"/>
+                    </a:xfrm>
+                    <a:prstGeom prst="rect">
+                      <a:avLst/>
+                    </a:prstGeom>
+                  </pic:spPr>
+                </pic:pic>
+              </a:graphicData>
+            </a:graphic>
+          </wp:inline>
+        </w:drawing>
+      </w:r>
+    </w:p>
+    <w:p>
+      <w:pPr>
+        <w:spacing w:line="360" w:lineRule="auto"/>
+        <w:jc w:val="center"/>
+      </w:pPr>
+      <w:r>
+        <w:t>Рисунок 6.5 – Код поиска книг</w:t>
+      </w:r>
+    </w:p>
+    <w:p>
+      <w:pPr>
+        <w:spacing w:line="360" w:lineRule="auto"/>
+        <w:ind w:firstLine="709"/>
+        <w:jc w:val="both"/>
+      </w:pPr>
+      <w:r>
+        <w:t>При нажатии на карточку книги открывается экран деталей (</w:t>
+      </w:r>
+      <w:proofErr w:type="spellStart"/>
+      <w:r>
+        <w:t>BookDetailsScreen</w:t>
+      </w:r>
+      <w:proofErr w:type="spellEnd"/>
+      <w:r>
+        <w:t xml:space="preserve">). Здесь доступны кнопки «В избранное» и «Открыть PDF». При нажатии на кнопку PDF-файл открывается с помощью пакета </w:t>
+      </w:r>
+      <w:proofErr w:type="spellStart"/>
+      <w:r>
+        <w:t>url_launcher</w:t>
+      </w:r>
+      <w:proofErr w:type="spellEnd"/>
+      <w:r>
+        <w:t>, а запись о просмотре сохраняется в истории. Код экрана деталей показан на рисунке 6.6.</w:t>
+      </w:r>
+    </w:p>
+    <w:p>
+      <w:pPr>
+        <w:spacing w:line="360" w:lineRule="auto"/>
+        <w:ind w:firstLine="709"/>
+        <w:jc w:val="center"/>
+      </w:pPr>
+      <w:r>
+        <w:lastRenderedPageBreak/>
+        <w:drawing>
+          <wp:inline distT="0" distB="0" distL="0" distR="0" wp14:anchorId="37E320AE" wp14:editId="6BC23960">
+            <wp:extent cx="4060209" cy="3465787"/>
+            <wp:effectExtent l="0" t="0" r="0" b="1905"/>
+            <wp:docPr id="72" name="Рисунок 72"/>
+            <wp:cNvGraphicFramePr>
+              <a:graphicFrameLocks xmlns:a="http://schemas.openxmlformats.org/drawingml/2006/main" noChangeAspect="1"/>
+            </wp:cNvGraphicFramePr>
+            <a:graphic xmlns:a="http://schemas.openxmlformats.org/drawingml/2006/main">
+              <a:graphicData uri="http://schemas.openxmlformats.org/drawingml/2006/picture">
+                <pic:pic xmlns:pic="http://schemas.openxmlformats.org/drawingml/2006/picture">
+                  <pic:nvPicPr>
+                    <pic:cNvPr id="1" name=""/>
+                    <pic:cNvPicPr/>
+                  </pic:nvPicPr>
+                  <pic:blipFill>
+                    <a:blip r:embed="rId32"/>
+                    <a:stretch>
+                      <a:fillRect/>
+                    </a:stretch>
+                  </pic:blipFill>
+                  <pic:spPr>
+                    <a:xfrm>
+                      <a:off x="0" y="0"/>
+                      <a:ext cx="4072170" cy="3475997"/>
                     </a:xfrm>
                     <a:prstGeom prst="rect">
                       <a:avLst/>
@@ -5267,7 +5355,7 @@
                     <pic:cNvPicPr/>
                   </pic:nvPicPr>
                   <pic:blipFill>
-                    <a:blip r:embed="rId17"/>
+                    <a:blip r:embed="rId20"/>
                     <a:stretch>
                       <a:fillRect/>
                     </a:stretch>
@@ -5323,7 +5411,7 @@
                     <pic:cNvPicPr/>
                   </pic:nvPicPr>
                   <pic:blipFill>
-                    <a:blip r:embed="rId18"/>
+                    <a:blip r:embed="rId21"/>
                     <a:stretch>
                       <a:fillRect/>
                     </a:stretch>
@@ -5378,7 +5466,7 @@
                     <pic:cNvPicPr/>
                   </pic:nvPicPr>
                   <pic:blipFill>
-                    <a:blip r:embed="rId19"/>
+                    <a:blip r:embed="rId22"/>
                     <a:stretch>
                       <a:fillRect/>
                     </a:stretch>
@@ -5434,7 +5522,7 @@
                     <pic:cNvPicPr/>
                   </pic:nvPicPr>
                   <pic:blipFill>
-                    <a:blip r:embed="rId20"/>
+                    <a:blip r:embed="rId23"/>
                     <a:stretch>
                       <a:fillRect/>
                     </a:stretch>
@@ -5489,7 +5577,7 @@
                     <pic:cNvPicPr/>
                   </pic:nvPicPr>
                   <pic:blipFill>
-                    <a:blip r:embed="rId21"/>
+                    <a:blip r:embed="rId24"/>
                     <a:stretch>
                       <a:fillRect/>
                     </a:stretch>
@@ -5544,7 +5632,7 @@
                     <pic:cNvPicPr/>
                   </pic:nvPicPr>
                   <pic:blipFill>
-                    <a:blip r:embed="rId22"/>
+                    <a:blip r:embed="rId25"/>
                     <a:stretch>
                       <a:fillRect/>
                     </a:stretch>
@@ -5600,7 +5688,7 @@
                     <pic:cNvPicPr/>
                   </pic:nvPicPr>
                   <pic:blipFill>
-                    <a:blip r:embed="rId23"/>
+                    <a:blip r:embed="rId26"/>
                     <a:stretch>
                       <a:fillRect/>
                     </a:stretch>
@@ -8337,7 +8425,7 @@
                     <pic:cNvPicPr/>
                   </pic:nvPicPr>
                   <pic:blipFill>
-                    <a:blip r:embed="rId30"/>
+                    <a:blip r:embed="rId33"/>
                     <a:stretch>
                       <a:fillRect/>
                     </a:stretch>
@@ -8397,7 +8485,7 @@
                     <pic:cNvPicPr/>
                   </pic:nvPicPr>
                   <pic:blipFill>
-                    <a:blip r:embed="rId31"/>
+                    <a:blip r:embed="rId34"/>
                     <a:stretch>
                       <a:fillRect/>
                     </a:stretch>
@@ -8452,7 +8540,7 @@
                     <pic:cNvPicPr/>
                   </pic:nvPicPr>
                   <pic:blipFill>
-                    <a:blip r:embed="rId32"/>
+                    <a:blip r:embed="rId35"/>
                     <a:stretch>
                       <a:fillRect/>
                     </a:stretch>
@@ -8512,7 +8600,7 @@
                     <pic:cNvPicPr/>
                   </pic:nvPicPr>
                   <pic:blipFill>
-                    <a:blip r:embed="rId33"/>
+                    <a:blip r:embed="rId36"/>
                     <a:stretch>
                       <a:fillRect/>
                     </a:stretch>
@@ -8567,7 +8655,7 @@
                     <pic:cNvPicPr/>
                   </pic:nvPicPr>
                   <pic:blipFill>
-                    <a:blip r:embed="rId34"/>
+                    <a:blip r:embed="rId37"/>
                     <a:stretch>
                       <a:fillRect/>
                     </a:stretch>
@@ -8622,7 +8710,7 @@
                     <pic:cNvPicPr/>
                   </pic:nvPicPr>
                   <pic:blipFill>
-                    <a:blip r:embed="rId35"/>
+                    <a:blip r:embed="rId38"/>
                     <a:stretch>
                       <a:fillRect/>
                     </a:stretch>
@@ -8678,7 +8766,7 @@
                     <pic:cNvPicPr/>
                   </pic:nvPicPr>
                   <pic:blipFill>
-                    <a:blip r:embed="rId36"/>
+                    <a:blip r:embed="rId39"/>
                     <a:stretch>
                       <a:fillRect/>
                     </a:stretch>
@@ -8733,7 +8821,7 @@
                     <pic:cNvPicPr/>
                   </pic:nvPicPr>
                   <pic:blipFill>
-                    <a:blip r:embed="rId37"/>
+                    <a:blip r:embed="rId40"/>
                     <a:stretch>
                       <a:fillRect/>
                     </a:stretch>
@@ -8789,7 +8877,7 @@
                     <pic:cNvPicPr/>
                   </pic:nvPicPr>
                   <pic:blipFill>
-                    <a:blip r:embed="rId38"/>
+                    <a:blip r:embed="rId41"/>
                     <a:stretch>
                       <a:fillRect/>
                     </a:stretch>
@@ -8844,7 +8932,7 @@
                     <pic:cNvPicPr/>
                   </pic:nvPicPr>
                   <pic:blipFill>
-                    <a:blip r:embed="rId39"/>
+                    <a:blip r:embed="rId42"/>
                     <a:stretch>
                       <a:fillRect/>
                     </a:stretch>
@@ -8899,7 +8987,7 @@
                     <pic:cNvPicPr/>
                   </pic:nvPicPr>
                   <pic:blipFill>
-                    <a:blip r:embed="rId40"/>
+                    <a:blip r:embed="rId43"/>
                     <a:stretch>
                       <a:fillRect/>
                     </a:stretch>
@@ -8953,7 +9041,7 @@
                     <pic:cNvPicPr/>
                   </pic:nvPicPr>
                   <pic:blipFill>
-                    <a:blip r:embed="rId41"/>
+                    <a:blip r:embed="rId44"/>
                     <a:stretch>
                       <a:fillRect/>
                     </a:stretch>
@@ -9042,15 +9130,11 @@
         <w:jc w:val="center"/>
       </w:pPr>
       <w:r>
-        <w:rPr>
-          <w:noProof/>
-          <w:color w:val="000000"/>
-        </w:rPr>
         <w:drawing>
-          <wp:inline distT="0" distB="0" distL="0" distR="0" wp14:anchorId="6090C680" wp14:editId="4B03376D">
-            <wp:extent cx="2926080" cy="2499286"/>
-            <wp:effectExtent l="0" t="0" r="7620" b="0"/>
-            <wp:docPr id="45" name="Рисунок 45"/>
+          <wp:inline distT="0" distB="0" distL="0" distR="0" wp14:anchorId="3F1D9A9D" wp14:editId="4B87809F">
+            <wp:extent cx="4291025" cy="3234519"/>
+            <wp:effectExtent l="0" t="0" r="0" b="4445"/>
+            <wp:docPr id="73" name="Рисунок 73"/>
             <wp:cNvGraphicFramePr>
               <a:graphicFrameLocks xmlns:a="http://schemas.openxmlformats.org/drawingml/2006/main" noChangeAspect="1"/>
             </wp:cNvGraphicFramePr>
@@ -9062,7 +9146,7 @@
                     <pic:cNvPicPr/>
                   </pic:nvPicPr>
                   <pic:blipFill>
-                    <a:blip r:embed="rId42"/>
+                    <a:blip r:embed="rId45"/>
                     <a:stretch>
                       <a:fillRect/>
                     </a:stretch>
@@ -9070,7 +9154,7 @@
                   <pic:spPr>
                     <a:xfrm>
                       <a:off x="0" y="0"/>
-                      <a:ext cx="2936747" cy="2508397"/>
+                      <a:ext cx="4295975" cy="3238251"/>
                     </a:xfrm>
                     <a:prstGeom prst="rect">
                       <a:avLst/>
@@ -9109,16 +9193,12 @@
         <w:jc w:val="center"/>
       </w:pPr>
       <w:r>
-        <w:rPr>
-          <w:noProof/>
-          <w:color w:val="000000"/>
-        </w:rPr>
         <w:lastRenderedPageBreak/>
         <w:drawing>
-          <wp:inline distT="0" distB="0" distL="0" distR="0" wp14:anchorId="37905D78" wp14:editId="0085CB8A">
-            <wp:extent cx="3458818" cy="2770011"/>
-            <wp:effectExtent l="0" t="0" r="8890" b="0"/>
-            <wp:docPr id="46" name="Рисунок 46"/>
+          <wp:inline distT="0" distB="0" distL="0" distR="0" wp14:anchorId="4849A030" wp14:editId="46DB334A">
+            <wp:extent cx="4059318" cy="2104208"/>
+            <wp:effectExtent l="0" t="0" r="0" b="0"/>
+            <wp:docPr id="74" name="Рисунок 74"/>
             <wp:cNvGraphicFramePr>
               <a:graphicFrameLocks xmlns:a="http://schemas.openxmlformats.org/drawingml/2006/main" noChangeAspect="1"/>
             </wp:cNvGraphicFramePr>
@@ -9130,7 +9210,7 @@
                     <pic:cNvPicPr/>
                   </pic:nvPicPr>
                   <pic:blipFill>
-                    <a:blip r:embed="rId43"/>
+                    <a:blip r:embed="rId46"/>
                     <a:stretch>
                       <a:fillRect/>
                     </a:stretch>
@@ -9138,7 +9218,7 @@
                   <pic:spPr>
                     <a:xfrm>
                       <a:off x="0" y="0"/>
-                      <a:ext cx="3469321" cy="2778422"/>
+                      <a:ext cx="4066718" cy="2108044"/>
                     </a:xfrm>
                     <a:prstGeom prst="rect">
                       <a:avLst/>
@@ -9187,15 +9267,11 @@
         <w:jc w:val="center"/>
       </w:pPr>
       <w:r>
-        <w:rPr>
-          <w:noProof/>
-          <w:color w:val="000000"/>
-        </w:rPr>
         <w:drawing>
-          <wp:inline distT="0" distB="0" distL="0" distR="0" wp14:anchorId="3057FB04" wp14:editId="7EEBDAEB">
-            <wp:extent cx="2878372" cy="3126974"/>
+          <wp:inline distT="0" distB="0" distL="0" distR="0" wp14:anchorId="3C8CF595" wp14:editId="07C181A1">
+            <wp:extent cx="3335986" cy="3055622"/>
             <wp:effectExtent l="0" t="0" r="0" b="0"/>
-            <wp:docPr id="47" name="Рисунок 47"/>
+            <wp:docPr id="75" name="Рисунок 75"/>
             <wp:cNvGraphicFramePr>
               <a:graphicFrameLocks xmlns:a="http://schemas.openxmlformats.org/drawingml/2006/main" noChangeAspect="1"/>
             </wp:cNvGraphicFramePr>
@@ -9207,7 +9283,7 @@
                     <pic:cNvPicPr/>
                   </pic:nvPicPr>
                   <pic:blipFill>
-                    <a:blip r:embed="rId9"/>
+                    <a:blip r:embed="rId47"/>
                     <a:stretch>
                       <a:fillRect/>
                     </a:stretch>
@@ -9215,7 +9291,7 @@
                   <pic:spPr>
                     <a:xfrm>
                       <a:off x="0" y="0"/>
-                      <a:ext cx="2889147" cy="3138680"/>
+                      <a:ext cx="3343445" cy="3062454"/>
                     </a:xfrm>
                     <a:prstGeom prst="rect">
                       <a:avLst/>
@@ -9244,8 +9320,11 @@
         <w:jc w:val="both"/>
       </w:pPr>
       <w:r>
+        <w:t xml:space="preserve">На главном экране каждая книга представлена в виде карточки, содержащей название, автора и жанр. Для поиска книги необходимо ввести в поле поиска название, автора или жанр. Для просмотра подробной информации </w:t>
+      </w:r>
+      <w:r>
         <w:lastRenderedPageBreak/>
-        <w:t>На главном экране каждая книга представлена в виде карточки, содержащей название, автора и жанр. Для поиска книги необходимо ввести в поле поиска название, автора или жанр. Для просмотра подробной информации о книге необходимо нажать на карточку книги. Страница детальной информации представлена на рисунке 8.4.</w:t>
+        <w:t>о книге необходимо нажать на карточку книги. Страница детальной информации представлена на рисунке 8.4.</w:t>
       </w:r>
     </w:p>
     <w:p>
@@ -9255,15 +9334,11 @@
         <w:jc w:val="center"/>
       </w:pPr>
       <w:r>
-        <w:rPr>
-          <w:noProof/>
-          <w:color w:val="000000"/>
-        </w:rPr>
         <w:drawing>
-          <wp:inline distT="0" distB="0" distL="0" distR="0" wp14:anchorId="2DFB3A58" wp14:editId="19FA136B">
-            <wp:extent cx="3990975" cy="2838264"/>
-            <wp:effectExtent l="0" t="0" r="0" b="635"/>
-            <wp:docPr id="48" name="Рисунок 48"/>
+          <wp:inline distT="0" distB="0" distL="0" distR="0" wp14:anchorId="15F7ADE8" wp14:editId="0633907E">
+            <wp:extent cx="5669754" cy="2968414"/>
+            <wp:effectExtent l="0" t="0" r="7620" b="3810"/>
+            <wp:docPr id="76" name="Рисунок 76"/>
             <wp:cNvGraphicFramePr>
               <a:graphicFrameLocks xmlns:a="http://schemas.openxmlformats.org/drawingml/2006/main" noChangeAspect="1"/>
             </wp:cNvGraphicFramePr>
@@ -9275,7 +9350,7 @@
                     <pic:cNvPicPr/>
                   </pic:nvPicPr>
                   <pic:blipFill>
-                    <a:blip r:embed="rId10"/>
+                    <a:blip r:embed="rId48"/>
                     <a:stretch>
                       <a:fillRect/>
                     </a:stretch>
@@ -9283,7 +9358,7 @@
                   <pic:spPr>
                     <a:xfrm>
                       <a:off x="0" y="0"/>
-                      <a:ext cx="3998804" cy="2843832"/>
+                      <a:ext cx="5670969" cy="2969050"/>
                     </a:xfrm>
                     <a:prstGeom prst="rect">
                       <a:avLst/>
@@ -9336,7 +9411,6 @@
           <w:noProof/>
           <w:color w:val="000000"/>
         </w:rPr>
-        <w:lastRenderedPageBreak/>
         <w:drawing>
           <wp:inline distT="0" distB="0" distL="0" distR="0" wp14:anchorId="50B2162A" wp14:editId="1BBC86E1">
             <wp:extent cx="2822713" cy="2960351"/>
@@ -9353,7 +9427,7 @@
                     <pic:cNvPicPr/>
                   </pic:nvPicPr>
                   <pic:blipFill>
-                    <a:blip r:embed="rId44"/>
+                    <a:blip r:embed="rId49"/>
                     <a:stretch>
                       <a:fillRect/>
                     </a:stretch>
@@ -9380,6 +9454,7 @@
         <w:jc w:val="center"/>
       </w:pPr>
       <w:r>
+        <w:lastRenderedPageBreak/>
         <w:t>Рисунок 8.5 – Экран избранного</w:t>
       </w:r>
     </w:p>
@@ -9420,7 +9495,7 @@
                     <pic:cNvPicPr/>
                   </pic:nvPicPr>
                   <pic:blipFill>
-                    <a:blip r:embed="rId45"/>
+                    <a:blip r:embed="rId50"/>
                     <a:stretch>
                       <a:fillRect/>
                     </a:stretch>
@@ -9471,7 +9546,6 @@
           <w:noProof/>
           <w:color w:val="000000"/>
         </w:rPr>
-        <w:lastRenderedPageBreak/>
         <w:drawing>
           <wp:inline distT="0" distB="0" distL="0" distR="0" wp14:anchorId="0A525D96" wp14:editId="779DE71E">
             <wp:extent cx="2735249" cy="3113405"/>
@@ -9488,7 +9562,7 @@
                     <pic:cNvPicPr/>
                   </pic:nvPicPr>
                   <pic:blipFill>
-                    <a:blip r:embed="rId46"/>
+                    <a:blip r:embed="rId51"/>
                     <a:stretch>
                       <a:fillRect/>
                     </a:stretch>
@@ -9515,6 +9589,7 @@
         <w:jc w:val="center"/>
       </w:pPr>
       <w:r>
+        <w:lastRenderedPageBreak/>
         <w:t>Рисунок 8.7 – Экран профиля пользователя</w:t>
       </w:r>
     </w:p>
@@ -9555,7 +9630,7 @@
                     <pic:cNvPicPr/>
                   </pic:nvPicPr>
                   <pic:blipFill>
-                    <a:blip r:embed="rId47"/>
+                    <a:blip r:embed="rId52"/>
                     <a:stretch>
                       <a:fillRect/>
                     </a:stretch>
@@ -9602,17 +9677,12 @@
         <w:jc w:val="center"/>
       </w:pPr>
       <w:r>
-        <w:rPr>
-          <w:noProof/>
-          <w:color w:val="000000"/>
-          <w:lang w:val="en-US"/>
-        </w:rPr>
         <w:lastRenderedPageBreak/>
         <w:drawing>
-          <wp:inline distT="0" distB="0" distL="0" distR="0" wp14:anchorId="11D6830B" wp14:editId="6D6DE7DA">
-            <wp:extent cx="3581400" cy="2814969"/>
-            <wp:effectExtent l="0" t="0" r="0" b="4445"/>
-            <wp:docPr id="55" name="Рисунок 55"/>
+          <wp:inline distT="0" distB="0" distL="0" distR="0" wp14:anchorId="3BE5193A" wp14:editId="0024E99E">
+            <wp:extent cx="3888721" cy="3471121"/>
+            <wp:effectExtent l="0" t="0" r="0" b="0"/>
+            <wp:docPr id="77" name="Рисунок 77"/>
             <wp:cNvGraphicFramePr>
               <a:graphicFrameLocks xmlns:a="http://schemas.openxmlformats.org/drawingml/2006/main" noChangeAspect="1"/>
             </wp:cNvGraphicFramePr>
@@ -9624,7 +9694,7 @@
                     <pic:cNvPicPr/>
                   </pic:nvPicPr>
                   <pic:blipFill>
-                    <a:blip r:embed="rId48"/>
+                    <a:blip r:embed="rId53"/>
                     <a:stretch>
                       <a:fillRect/>
                     </a:stretch>
@@ -9632,7 +9702,7 @@
                   <pic:spPr>
                     <a:xfrm>
                       <a:off x="0" y="0"/>
-                      <a:ext cx="3586263" cy="2818791"/>
+                      <a:ext cx="3895369" cy="3477055"/>
                     </a:xfrm>
                     <a:prstGeom prst="rect">
                       <a:avLst/>
@@ -9671,16 +9741,11 @@
         <w:jc w:val="center"/>
       </w:pPr>
       <w:r>
-        <w:rPr>
-          <w:noProof/>
-          <w:color w:val="000000"/>
-          <w:lang w:val="en-US"/>
-        </w:rPr>
         <w:drawing>
-          <wp:inline distT="0" distB="0" distL="0" distR="0" wp14:anchorId="2A83FFF9" wp14:editId="24FFAAC2">
-            <wp:extent cx="3581654" cy="2667000"/>
+          <wp:inline distT="0" distB="0" distL="0" distR="0" wp14:anchorId="6C9B7E0B" wp14:editId="7B62A3F3">
+            <wp:extent cx="6120130" cy="3868420"/>
             <wp:effectExtent l="0" t="0" r="0" b="0"/>
-            <wp:docPr id="56" name="Рисунок 56"/>
+            <wp:docPr id="78" name="Рисунок 78"/>
             <wp:cNvGraphicFramePr>
               <a:graphicFrameLocks xmlns:a="http://schemas.openxmlformats.org/drawingml/2006/main" noChangeAspect="1"/>
             </wp:cNvGraphicFramePr>
@@ -9692,7 +9757,7 @@
                     <pic:cNvPicPr/>
                   </pic:nvPicPr>
                   <pic:blipFill>
-                    <a:blip r:embed="rId49"/>
+                    <a:blip r:embed="rId54"/>
                     <a:stretch>
                       <a:fillRect/>
                     </a:stretch>
@@ -9700,7 +9765,7 @@
                   <pic:spPr>
                     <a:xfrm>
                       <a:off x="0" y="0"/>
-                      <a:ext cx="3589585" cy="2672905"/>
+                      <a:ext cx="6120130" cy="3868420"/>
                     </a:xfrm>
                     <a:prstGeom prst="rect">
                       <a:avLst/>
@@ -9719,6 +9784,7 @@
         <w:jc w:val="center"/>
       </w:pPr>
       <w:r>
+        <w:lastRenderedPageBreak/>
         <w:t>Рисунок 8.10 – Экран добавления книги</w:t>
       </w:r>
     </w:p>
@@ -11052,7 +11118,7 @@
     </w:tbl>
     <w:p/>
     <w:sectPr>
-      <w:footerReference w:type="default" r:id="rId50"/>
+      <w:footerReference w:type="default" r:id="rId55"/>
       <w:pgSz w:w="11906" w:h="16838"/>
       <w:pgMar w:top="1134" w:right="567" w:bottom="1134" w:left="1701" w:header="708" w:footer="708" w:gutter="0"/>
       <w:cols w:space="720"/>
